--- a/src/src/main/webapp/portal/parts/template/outBoundOrderReportTemplate.docx
+++ b/src/src/main/webapp/portal/parts/template/outBoundOrderReportTemplate.docx
@@ -2,76 +2,94 @@
 <file path=word/document.xml><?xml version="1.0" encoding="utf-8"?>
 <w:document xmlns:wpc="http://schemas.microsoft.com/office/word/2010/wordprocessingCanvas" xmlns:cx="http://schemas.microsoft.com/office/drawing/2014/chartex" xmlns:cx1="http://schemas.microsoft.com/office/drawing/2015/9/8/chartex" xmlns:cx2="http://schemas.microsoft.com/office/drawing/2015/10/21/chartex" xmlns:cx3="http://schemas.microsoft.com/office/drawing/2016/5/9/chartex" xmlns:cx4="http://schemas.microsoft.com/office/drawing/2016/5/10/chartex" xmlns:cx5="http://schemas.microsoft.com/office/drawing/2016/5/11/chartex" xmlns:cx6="http://schemas.microsoft.com/office/drawing/2016/5/12/chartex" xmlns:cx7="http://schemas.microsoft.com/office/drawing/2016/5/13/chartex" xmlns:cx8="http://schemas.microsoft.com/office/drawing/2016/5/14/chartex" xmlns:mc="http://schemas.openxmlformats.org/markup-compatibility/2006" xmlns:aink="http://schemas.microsoft.com/office/drawing/2016/ink" xmlns:am3d="http://schemas.microsoft.com/office/drawing/2017/model3d" xmlns:o="urn:schemas-microsoft-com:office:office" xmlns:r="http://schemas.openxmlformats.org/officeDocument/2006/relationships" xmlns:m="http://schemas.openxmlformats.org/officeDocument/2006/math" xmlns:v="urn:schemas-microsoft-com:vml" xmlns:wp14="http://schemas.microsoft.com/office/word/2010/wordprocessingDrawing" xmlns:wp="http://schemas.openxmlformats.org/drawingml/2006/wordprocessingDrawing" xmlns:w10="urn:schemas-microsoft-com:office:word" xmlns:w="http://schemas.openxmlformats.org/wordprocessingml/2006/main" xmlns:w14="http://schemas.microsoft.com/office/word/2010/wordml" xmlns:w15="http://schemas.microsoft.com/office/word/2012/wordml" xmlns:w16cex="http://schemas.microsoft.com/office/word/2018/wordml/cex" xmlns:w16cid="http://schemas.microsoft.com/office/word/2016/wordml/cid" xmlns:w16="http://schemas.microsoft.com/office/word/2018/wordml" xmlns:w16sdtdh="http://schemas.microsoft.com/office/word/2020/wordml/sdtdatahash" xmlns:w16se="http://schemas.microsoft.com/office/word/2015/wordml/symex" xmlns:wpg="http://schemas.microsoft.com/office/word/2010/wordprocessingGroup" xmlns:wpi="http://schemas.microsoft.com/office/word/2010/wordprocessingInk" xmlns:wne="http://schemas.microsoft.com/office/word/2006/wordml" xmlns:wps="http://schemas.microsoft.com/office/word/2010/wordprocessingShape" mc:Ignorable="w14 w15 w16se w16cid w16 w16cex w16sdtdh wp14">
   <w:body>
+    <w:p>
+      <w:pPr>
+        <w:ind w:rightChars="-249" w:right="-523"/>
+        <w:jc w:val="center"/>
+        <w:rPr>
+          <w:rFonts w:ascii="Microsoft YaHei" w:eastAsia="Microsoft YaHei" w:hAnsi="Microsoft YaHei"/>
+          <w:sz w:val="32"/>
+          <w:szCs w:val="32"/>
+        </w:rPr>
+      </w:pPr>
+      <w:r>
+        <w:rPr>
+          <w:rFonts w:ascii="Microsoft YaHei" w:eastAsia="Microsoft YaHei" w:hAnsi="Microsoft YaHei" w:hint="eastAsia"/>
+          <w:sz w:val="32"/>
+          <w:szCs w:val="32"/>
+        </w:rPr>
+        <w:t>出库单</w:t>
+      </w:r>
+    </w:p>
     <w:tbl>
       <w:tblPr>
         <w:tblStyle w:val="a3"/>
-        <w:tblpPr w:leftFromText="180" w:rightFromText="180" w:vertAnchor="page" w:horzAnchor="margin" w:tblpX="-998" w:tblpY="2230"/>
-        <w:tblW w:w="10768" w:type="dxa"/>
+        <w:tblW w:w="11048" w:type="dxa"/>
+        <w:tblLayout w:type="fixed"/>
         <w:tblLook w:val="04A0" w:firstRow="1" w:lastRow="0" w:firstColumn="1" w:lastColumn="0" w:noHBand="0" w:noVBand="1"/>
       </w:tblPr>
       <w:tblGrid>
-        <w:gridCol w:w="4962"/>
-        <w:gridCol w:w="5806"/>
+        <w:gridCol w:w="5524"/>
+        <w:gridCol w:w="5524"/>
       </w:tblGrid>
       <w:tr>
         <w:trPr>
-          <w:trHeight w:val="516"/>
+          <w:trHeight w:val="527"/>
         </w:trPr>
         <w:tc>
           <w:tcPr>
-            <w:tcW w:w="4962" w:type="dxa"/>
+            <w:tcW w:w="5524" w:type="dxa"/>
             <w:vAlign w:val="center"/>
           </w:tcPr>
           <w:p>
             <w:pPr>
-              <w:rPr>
-                <w:rFonts w:ascii="SimSun" w:hAnsi="SimSun"/>
-                <w:sz w:val="18"/>
-                <w:szCs w:val="18"/>
+              <w:widowControl/>
+              <w:rPr>
+                <w:rFonts w:ascii="Microsoft YaHei" w:eastAsia="Microsoft YaHei" w:hAnsi="Microsoft YaHei"/>
+                <w:szCs w:val="21"/>
               </w:rPr>
             </w:pPr>
             <w:r>
               <w:rPr>
-                <w:rFonts w:ascii="SimSun" w:hAnsi="SimSun" w:hint="eastAsia"/>
+                <w:rFonts w:ascii="Microsoft YaHei" w:eastAsia="Microsoft YaHei" w:hAnsi="Microsoft YaHei" w:hint="eastAsia"/>
                 <w:szCs w:val="21"/>
               </w:rPr>
               <w:t>申</w:t>
             </w:r>
             <w:r>
               <w:rPr>
-                <w:rFonts w:ascii="SimSun" w:hAnsi="SimSun"/>
+                <w:rFonts w:ascii="Microsoft YaHei" w:eastAsia="Microsoft YaHei" w:hAnsi="Microsoft YaHei"/>
                 <w:szCs w:val="21"/>
               </w:rPr>
               <w:t>领</w:t>
             </w:r>
             <w:r>
               <w:rPr>
-                <w:rFonts w:ascii="SimSun" w:hAnsi="SimSun" w:hint="eastAsia"/>
+                <w:rFonts w:ascii="Microsoft YaHei" w:eastAsia="Microsoft YaHei" w:hAnsi="Microsoft YaHei" w:hint="eastAsia"/>
                 <w:szCs w:val="21"/>
               </w:rPr>
               <w:t>人：</w:t>
             </w:r>
             <w:r>
               <w:rPr>
-                <w:rFonts w:asciiTheme="minorEastAsia" w:eastAsiaTheme="minorEastAsia" w:hAnsiTheme="minorEastAsia"/>
-                <w:sz w:val="18"/>
-                <w:szCs w:val="18"/>
+                <w:rFonts w:ascii="Microsoft YaHei" w:eastAsia="Microsoft YaHei" w:hAnsi="Microsoft YaHei"/>
+                <w:szCs w:val="21"/>
               </w:rPr>
               <w:t>{{</w:t>
             </w:r>
-            <w:r>
-              <w:rPr>
-                <w:rFonts w:asciiTheme="minorEastAsia" w:eastAsiaTheme="minorEastAsia" w:hAnsiTheme="minorEastAsia"/>
-                <w:sz w:val="18"/>
-                <w:szCs w:val="18"/>
+            <w:proofErr w:type="spellStart"/>
+            <w:r>
+              <w:rPr>
+                <w:rFonts w:ascii="Microsoft YaHei" w:eastAsia="Microsoft YaHei" w:hAnsi="Microsoft YaHei"/>
+                <w:szCs w:val="21"/>
               </w:rPr>
               <w:t>parts_proposer</w:t>
             </w:r>
-            <w:r>
-              <w:rPr>
-                <w:rFonts w:asciiTheme="minorEastAsia" w:eastAsiaTheme="minorEastAsia" w:hAnsiTheme="minorEastAsia"/>
-                <w:sz w:val="18"/>
-                <w:szCs w:val="18"/>
+            <w:proofErr w:type="spellEnd"/>
+            <w:r>
+              <w:rPr>
+                <w:rFonts w:ascii="Microsoft YaHei" w:eastAsia="Microsoft YaHei" w:hAnsi="Microsoft YaHei"/>
+                <w:szCs w:val="21"/>
               </w:rPr>
               <w:t>}}</w:t>
             </w:r>
@@ -79,20 +97,20 @@
         </w:tc>
         <w:tc>
           <w:tcPr>
-            <w:tcW w:w="5806" w:type="dxa"/>
+            <w:tcW w:w="5524" w:type="dxa"/>
             <w:vAlign w:val="center"/>
           </w:tcPr>
           <w:p>
             <w:pPr>
-              <w:rPr>
-                <w:rFonts w:ascii="SimSun" w:hAnsi="SimSun"/>
-                <w:sz w:val="18"/>
-                <w:szCs w:val="18"/>
+              <w:widowControl/>
+              <w:rPr>
+                <w:rFonts w:ascii="Microsoft YaHei" w:eastAsia="Microsoft YaHei" w:hAnsi="Microsoft YaHei"/>
+                <w:szCs w:val="21"/>
               </w:rPr>
             </w:pPr>
             <w:r>
               <w:rPr>
-                <w:rFonts w:ascii="Roboto" w:hAnsi="Roboto"/>
+                <w:rFonts w:ascii="Microsoft YaHei" w:eastAsia="Microsoft YaHei" w:hAnsi="Microsoft YaHei"/>
                 <w:color w:val="3E464C"/>
                 <w:szCs w:val="21"/>
                 <w:shd w:val="clear" w:color="auto" w:fill="FFFFFF"/>
@@ -101,7 +119,7 @@
             </w:r>
             <w:r>
               <w:rPr>
-                <w:rFonts w:ascii="Roboto" w:hAnsi="Roboto" w:hint="eastAsia"/>
+                <w:rFonts w:ascii="Microsoft YaHei" w:eastAsia="Microsoft YaHei" w:hAnsi="Microsoft YaHei" w:hint="eastAsia"/>
                 <w:color w:val="3E464C"/>
                 <w:szCs w:val="21"/>
                 <w:shd w:val="clear" w:color="auto" w:fill="FFFFFF"/>
@@ -110,33 +128,31 @@
             </w:r>
             <w:r>
               <w:rPr>
-                <w:rFonts w:ascii="SimSun" w:hAnsi="SimSun" w:hint="eastAsia"/>
-                <w:sz w:val="18"/>
-                <w:szCs w:val="18"/>
+                <w:rFonts w:ascii="Microsoft YaHei" w:eastAsia="Microsoft YaHei" w:hAnsi="Microsoft YaHei" w:hint="eastAsia"/>
+                <w:szCs w:val="21"/>
               </w:rPr>
               <w:t>：</w:t>
             </w:r>
             <w:r>
               <w:rPr>
-                <w:rFonts w:asciiTheme="minorEastAsia" w:hAnsiTheme="minorEastAsia" w:cs="Simplified Arabic" w:hint="cs"/>
-                <w:sz w:val="18"/>
-                <w:szCs w:val="18"/>
+                <w:rFonts w:ascii="Microsoft YaHei" w:eastAsia="Microsoft YaHei" w:hAnsi="Microsoft YaHei" w:cs="Simplified Arabic" w:hint="cs"/>
+                <w:szCs w:val="21"/>
               </w:rPr>
               <w:t>{{</w:t>
             </w:r>
-            <w:r>
-              <w:rPr>
-                <w:rFonts w:asciiTheme="minorEastAsia" w:hAnsiTheme="minorEastAsia" w:cs="Simplified Arabic"/>
-                <w:sz w:val="18"/>
-                <w:szCs w:val="18"/>
+            <w:proofErr w:type="spellStart"/>
+            <w:r>
+              <w:rPr>
+                <w:rFonts w:ascii="Microsoft YaHei" w:eastAsia="Microsoft YaHei" w:hAnsi="Microsoft YaHei" w:cs="Simplified Arabic"/>
+                <w:szCs w:val="21"/>
               </w:rPr>
               <w:t>request_code</w:t>
             </w:r>
-            <w:r>
-              <w:rPr>
-                <w:rFonts w:asciiTheme="minorEastAsia" w:hAnsiTheme="minorEastAsia" w:cs="Simplified Arabic" w:hint="cs"/>
-                <w:sz w:val="18"/>
-                <w:szCs w:val="18"/>
+            <w:proofErr w:type="spellEnd"/>
+            <w:r>
+              <w:rPr>
+                <w:rFonts w:ascii="Microsoft YaHei" w:eastAsia="Microsoft YaHei" w:hAnsi="Microsoft YaHei" w:cs="Simplified Arabic" w:hint="cs"/>
+                <w:szCs w:val="21"/>
               </w:rPr>
               <w:t>}}</w:t>
             </w:r>
@@ -145,25 +161,24 @@
       </w:tr>
       <w:tr>
         <w:trPr>
-          <w:trHeight w:val="516"/>
+          <w:trHeight w:val="527"/>
         </w:trPr>
         <w:tc>
           <w:tcPr>
-            <w:tcW w:w="4962" w:type="dxa"/>
+            <w:tcW w:w="5524" w:type="dxa"/>
             <w:vAlign w:val="center"/>
           </w:tcPr>
           <w:p>
             <w:pPr>
-              <w:ind w:left="-15"/>
-              <w:rPr>
-                <w:rFonts w:ascii="SimSun" w:hAnsi="SimSun"/>
-                <w:sz w:val="18"/>
-                <w:szCs w:val="18"/>
+              <w:widowControl/>
+              <w:rPr>
+                <w:rFonts w:ascii="Microsoft YaHei" w:eastAsia="Microsoft YaHei" w:hAnsi="Microsoft YaHei"/>
+                <w:szCs w:val="21"/>
               </w:rPr>
             </w:pPr>
             <w:r>
               <w:rPr>
-                <w:rFonts w:ascii="Roboto" w:hAnsi="Roboto"/>
+                <w:rFonts w:ascii="Microsoft YaHei" w:eastAsia="Microsoft YaHei" w:hAnsi="Microsoft YaHei"/>
                 <w:color w:val="3E464C"/>
                 <w:szCs w:val="21"/>
                 <w:shd w:val="clear" w:color="auto" w:fill="FFFFFF"/>
@@ -172,7 +187,7 @@
             </w:r>
             <w:r>
               <w:rPr>
-                <w:rFonts w:ascii="Roboto" w:hAnsi="Roboto" w:hint="eastAsia"/>
+                <w:rFonts w:ascii="Microsoft YaHei" w:eastAsia="Microsoft YaHei" w:hAnsi="Microsoft YaHei" w:hint="eastAsia"/>
                 <w:color w:val="3E464C"/>
                 <w:szCs w:val="21"/>
                 <w:shd w:val="clear" w:color="auto" w:fill="FFFFFF"/>
@@ -181,33 +196,31 @@
             </w:r>
             <w:r>
               <w:rPr>
-                <w:rFonts w:ascii="SimSun" w:hAnsi="SimSun" w:hint="eastAsia"/>
-                <w:sz w:val="18"/>
-                <w:szCs w:val="18"/>
+                <w:rFonts w:ascii="Microsoft YaHei" w:eastAsia="Microsoft YaHei" w:hAnsi="Microsoft YaHei" w:hint="eastAsia"/>
+                <w:szCs w:val="21"/>
               </w:rPr>
               <w:t>：</w:t>
             </w:r>
             <w:r>
               <w:rPr>
-                <w:rFonts w:asciiTheme="minorEastAsia" w:hAnsiTheme="minorEastAsia" w:cs="Simplified Arabic" w:hint="cs"/>
-                <w:sz w:val="18"/>
-                <w:szCs w:val="18"/>
+                <w:rFonts w:ascii="Microsoft YaHei" w:eastAsia="Microsoft YaHei" w:hAnsi="Microsoft YaHei" w:cs="Simplified Arabic" w:hint="cs"/>
+                <w:szCs w:val="21"/>
               </w:rPr>
               <w:t>{{</w:t>
             </w:r>
-            <w:r>
-              <w:rPr>
-                <w:rFonts w:asciiTheme="minorEastAsia" w:hAnsiTheme="minorEastAsia" w:cs="Simplified Arabic"/>
-                <w:sz w:val="18"/>
-                <w:szCs w:val="18"/>
+            <w:proofErr w:type="spellStart"/>
+            <w:r>
+              <w:rPr>
+                <w:rFonts w:ascii="Microsoft YaHei" w:eastAsia="Microsoft YaHei" w:hAnsi="Microsoft YaHei" w:cs="Simplified Arabic"/>
+                <w:szCs w:val="21"/>
               </w:rPr>
               <w:t>reques_qry</w:t>
             </w:r>
-            <w:r>
-              <w:rPr>
-                <w:rFonts w:asciiTheme="minorEastAsia" w:hAnsiTheme="minorEastAsia" w:cs="Simplified Arabic" w:hint="cs"/>
-                <w:sz w:val="18"/>
-                <w:szCs w:val="18"/>
+            <w:proofErr w:type="spellEnd"/>
+            <w:r>
+              <w:rPr>
+                <w:rFonts w:ascii="Microsoft YaHei" w:eastAsia="Microsoft YaHei" w:hAnsi="Microsoft YaHei" w:cs="Simplified Arabic" w:hint="cs"/>
+                <w:szCs w:val="21"/>
               </w:rPr>
               <w:t>}}</w:t>
             </w:r>
@@ -215,21 +228,20 @@
         </w:tc>
         <w:tc>
           <w:tcPr>
-            <w:tcW w:w="5806" w:type="dxa"/>
+            <w:tcW w:w="5524" w:type="dxa"/>
             <w:vAlign w:val="center"/>
           </w:tcPr>
           <w:p>
             <w:pPr>
-              <w:ind w:left="-15"/>
-              <w:rPr>
-                <w:rFonts w:ascii="SimSun" w:hAnsi="SimSun"/>
-                <w:sz w:val="18"/>
-                <w:szCs w:val="18"/>
+              <w:widowControl/>
+              <w:rPr>
+                <w:rFonts w:ascii="Microsoft YaHei" w:eastAsia="Microsoft YaHei" w:hAnsi="Microsoft YaHei"/>
+                <w:szCs w:val="21"/>
               </w:rPr>
             </w:pPr>
             <w:r>
               <w:rPr>
-                <w:rFonts w:ascii="Roboto" w:hAnsi="Roboto"/>
+                <w:rFonts w:ascii="Microsoft YaHei" w:eastAsia="Microsoft YaHei" w:hAnsi="Microsoft YaHei"/>
                 <w:color w:val="3E464C"/>
                 <w:szCs w:val="21"/>
                 <w:shd w:val="clear" w:color="auto" w:fill="FFFFFF"/>
@@ -238,7 +250,7 @@
             </w:r>
             <w:r>
               <w:rPr>
-                <w:rFonts w:ascii="Roboto" w:hAnsi="Roboto" w:hint="eastAsia"/>
+                <w:rFonts w:ascii="Microsoft YaHei" w:eastAsia="Microsoft YaHei" w:hAnsi="Microsoft YaHei" w:hint="eastAsia"/>
                 <w:color w:val="3E464C"/>
                 <w:szCs w:val="21"/>
                 <w:shd w:val="clear" w:color="auto" w:fill="FFFFFF"/>
@@ -247,33 +259,31 @@
             </w:r>
             <w:r>
               <w:rPr>
-                <w:rFonts w:ascii="SimSun" w:hAnsi="SimSun" w:hint="eastAsia"/>
-                <w:sz w:val="18"/>
-                <w:szCs w:val="18"/>
+                <w:rFonts w:ascii="Microsoft YaHei" w:eastAsia="Microsoft YaHei" w:hAnsi="Microsoft YaHei" w:hint="eastAsia"/>
+                <w:szCs w:val="21"/>
               </w:rPr>
               <w:t>：</w:t>
             </w:r>
             <w:r>
               <w:rPr>
-                <w:rFonts w:asciiTheme="minorEastAsia" w:hAnsiTheme="minorEastAsia" w:cs="Simplified Arabic" w:hint="cs"/>
-                <w:sz w:val="18"/>
-                <w:szCs w:val="18"/>
+                <w:rFonts w:ascii="Microsoft YaHei" w:eastAsia="Microsoft YaHei" w:hAnsi="Microsoft YaHei" w:cs="Simplified Arabic" w:hint="cs"/>
+                <w:szCs w:val="21"/>
               </w:rPr>
               <w:t>{{</w:t>
             </w:r>
-            <w:r>
-              <w:rPr>
-                <w:rFonts w:asciiTheme="minorEastAsia" w:hAnsiTheme="minorEastAsia" w:cs="Simplified Arabic"/>
-                <w:sz w:val="18"/>
-                <w:szCs w:val="18"/>
+            <w:proofErr w:type="spellStart"/>
+            <w:r>
+              <w:rPr>
+                <w:rFonts w:ascii="Microsoft YaHei" w:eastAsia="Microsoft YaHei" w:hAnsi="Microsoft YaHei" w:cs="Simplified Arabic"/>
+                <w:szCs w:val="21"/>
               </w:rPr>
               <w:t>total_price</w:t>
             </w:r>
-            <w:r>
-              <w:rPr>
-                <w:rFonts w:asciiTheme="minorEastAsia" w:hAnsiTheme="minorEastAsia" w:cs="Simplified Arabic" w:hint="cs"/>
-                <w:sz w:val="18"/>
-                <w:szCs w:val="18"/>
+            <w:proofErr w:type="spellEnd"/>
+            <w:r>
+              <w:rPr>
+                <w:rFonts w:ascii="Microsoft YaHei" w:eastAsia="Microsoft YaHei" w:hAnsi="Microsoft YaHei" w:cs="Simplified Arabic" w:hint="cs"/>
+                <w:szCs w:val="21"/>
               </w:rPr>
               <w:t>}}</w:t>
             </w:r>
@@ -282,24 +292,24 @@
       </w:tr>
       <w:tr>
         <w:trPr>
-          <w:trHeight w:val="516"/>
+          <w:trHeight w:val="527"/>
         </w:trPr>
         <w:tc>
           <w:tcPr>
-            <w:tcW w:w="4962" w:type="dxa"/>
+            <w:tcW w:w="5524" w:type="dxa"/>
             <w:vAlign w:val="center"/>
           </w:tcPr>
           <w:p>
             <w:pPr>
-              <w:rPr>
-                <w:rFonts w:ascii="SimSun" w:hAnsi="SimSun"/>
-                <w:sz w:val="18"/>
-                <w:szCs w:val="18"/>
+              <w:widowControl/>
+              <w:rPr>
+                <w:rFonts w:ascii="Microsoft YaHei" w:eastAsia="Microsoft YaHei" w:hAnsi="Microsoft YaHei"/>
+                <w:szCs w:val="21"/>
               </w:rPr>
             </w:pPr>
             <w:r>
               <w:rPr>
-                <w:rFonts w:ascii="Roboto" w:hAnsi="Roboto"/>
+                <w:rFonts w:ascii="Microsoft YaHei" w:eastAsia="Microsoft YaHei" w:hAnsi="Microsoft YaHei"/>
                 <w:color w:val="3E464C"/>
                 <w:szCs w:val="21"/>
                 <w:shd w:val="clear" w:color="auto" w:fill="FFFFFF"/>
@@ -308,7 +318,7 @@
             </w:r>
             <w:r>
               <w:rPr>
-                <w:rFonts w:ascii="Roboto" w:hAnsi="Roboto" w:hint="eastAsia"/>
+                <w:rFonts w:ascii="Microsoft YaHei" w:eastAsia="Microsoft YaHei" w:hAnsi="Microsoft YaHei" w:hint="eastAsia"/>
                 <w:color w:val="3E464C"/>
                 <w:szCs w:val="21"/>
                 <w:shd w:val="clear" w:color="auto" w:fill="FFFFFF"/>
@@ -317,33 +327,31 @@
             </w:r>
             <w:r>
               <w:rPr>
-                <w:rFonts w:ascii="SimSun" w:hAnsi="SimSun" w:hint="eastAsia"/>
-                <w:sz w:val="18"/>
-                <w:szCs w:val="18"/>
+                <w:rFonts w:ascii="Microsoft YaHei" w:eastAsia="Microsoft YaHei" w:hAnsi="Microsoft YaHei" w:hint="eastAsia"/>
+                <w:szCs w:val="21"/>
               </w:rPr>
               <w:t>：</w:t>
             </w:r>
             <w:r>
               <w:rPr>
-                <w:rFonts w:asciiTheme="minorEastAsia" w:hAnsiTheme="minorEastAsia" w:cs="Simplified Arabic" w:hint="cs"/>
-                <w:sz w:val="18"/>
-                <w:szCs w:val="18"/>
+                <w:rFonts w:ascii="Microsoft YaHei" w:eastAsia="Microsoft YaHei" w:hAnsi="Microsoft YaHei" w:cs="Simplified Arabic" w:hint="cs"/>
+                <w:szCs w:val="21"/>
               </w:rPr>
               <w:t>{{</w:t>
             </w:r>
-            <w:r>
-              <w:rPr>
-                <w:rFonts w:asciiTheme="minorEastAsia" w:hAnsiTheme="minorEastAsia" w:cs="Simplified Arabic"/>
-                <w:sz w:val="18"/>
-                <w:szCs w:val="18"/>
+            <w:proofErr w:type="spellStart"/>
+            <w:r>
+              <w:rPr>
+                <w:rFonts w:ascii="Microsoft YaHei" w:eastAsia="Microsoft YaHei" w:hAnsi="Microsoft YaHei" w:cs="Simplified Arabic"/>
+                <w:szCs w:val="21"/>
               </w:rPr>
               <w:t>created_date</w:t>
             </w:r>
-            <w:r>
-              <w:rPr>
-                <w:rFonts w:asciiTheme="minorEastAsia" w:hAnsiTheme="minorEastAsia" w:cs="Simplified Arabic" w:hint="cs"/>
-                <w:sz w:val="18"/>
-                <w:szCs w:val="18"/>
+            <w:proofErr w:type="spellEnd"/>
+            <w:r>
+              <w:rPr>
+                <w:rFonts w:ascii="Microsoft YaHei" w:eastAsia="Microsoft YaHei" w:hAnsi="Microsoft YaHei" w:cs="Simplified Arabic" w:hint="cs"/>
+                <w:szCs w:val="21"/>
               </w:rPr>
               <w:t>}}</w:t>
             </w:r>
@@ -351,21 +359,20 @@
         </w:tc>
         <w:tc>
           <w:tcPr>
-            <w:tcW w:w="5806" w:type="dxa"/>
+            <w:tcW w:w="5524" w:type="dxa"/>
             <w:vAlign w:val="center"/>
           </w:tcPr>
           <w:p>
             <w:pPr>
-              <w:ind w:left="-15"/>
-              <w:rPr>
-                <w:rFonts w:ascii="SimSun" w:hAnsi="SimSun"/>
-                <w:sz w:val="18"/>
-                <w:szCs w:val="18"/>
+              <w:widowControl/>
+              <w:rPr>
+                <w:rFonts w:ascii="Microsoft YaHei" w:eastAsia="Microsoft YaHei" w:hAnsi="Microsoft YaHei"/>
+                <w:szCs w:val="21"/>
               </w:rPr>
             </w:pPr>
             <w:r>
               <w:rPr>
-                <w:rFonts w:ascii="Roboto" w:hAnsi="Roboto"/>
+                <w:rFonts w:ascii="Microsoft YaHei" w:eastAsia="Microsoft YaHei" w:hAnsi="Microsoft YaHei"/>
                 <w:color w:val="3E464C"/>
                 <w:szCs w:val="21"/>
                 <w:shd w:val="clear" w:color="auto" w:fill="FFFFFF"/>
@@ -374,7 +381,7 @@
             </w:r>
             <w:r>
               <w:rPr>
-                <w:rFonts w:ascii="Roboto" w:hAnsi="Roboto" w:hint="eastAsia"/>
+                <w:rFonts w:ascii="Microsoft YaHei" w:eastAsia="Microsoft YaHei" w:hAnsi="Microsoft YaHei" w:hint="eastAsia"/>
                 <w:color w:val="3E464C"/>
                 <w:szCs w:val="21"/>
                 <w:shd w:val="clear" w:color="auto" w:fill="FFFFFF"/>
@@ -383,35 +390,17 @@
             </w:r>
             <w:r>
               <w:rPr>
-                <w:rFonts w:ascii="SimSun" w:hAnsi="SimSun" w:hint="eastAsia"/>
-                <w:sz w:val="18"/>
-                <w:szCs w:val="18"/>
+                <w:rFonts w:ascii="Microsoft YaHei" w:eastAsia="Microsoft YaHei" w:hAnsi="Microsoft YaHei" w:hint="eastAsia"/>
+                <w:szCs w:val="21"/>
               </w:rPr>
               <w:t>：</w:t>
             </w:r>
             <w:r>
               <w:rPr>
-                <w:rFonts w:asciiTheme="minorEastAsia" w:hAnsiTheme="minorEastAsia" w:cs="Simplified Arabic"/>
-                <w:sz w:val="18"/>
-                <w:szCs w:val="18"/>
-              </w:rPr>
-              <w:t>{{</w:t>
-            </w:r>
-            <w:r>
-              <w:rPr>
-                <w:rFonts w:asciiTheme="minorEastAsia" w:hAnsiTheme="minorEastAsia" w:cs="Simplified Arabic"/>
-                <w:sz w:val="18"/>
-                <w:szCs w:val="18"/>
-              </w:rPr>
-              <w:t>status</w:t>
-            </w:r>
-            <w:r>
-              <w:rPr>
-                <w:rFonts w:asciiTheme="minorEastAsia" w:hAnsiTheme="minorEastAsia" w:cs="Simplified Arabic"/>
-                <w:sz w:val="18"/>
-                <w:szCs w:val="18"/>
-              </w:rPr>
-              <w:t>}}</w:t>
+                <w:rFonts w:ascii="Microsoft YaHei" w:eastAsia="Microsoft YaHei" w:hAnsi="Microsoft YaHei" w:cs="Simplified Arabic"/>
+                <w:szCs w:val="21"/>
+              </w:rPr>
+              <w:t>{{status}}</w:t>
             </w:r>
           </w:p>
         </w:tc>
@@ -419,82 +408,41 @@
     </w:tbl>
     <w:p>
       <w:pPr>
+        <w:ind w:rightChars="-249" w:right="-523"/>
+        <w:jc w:val="center"/>
         <w:rPr>
-          <w:sz w:val="40"/>
-          <w:szCs w:val="40"/>
+          <w:rFonts w:ascii="Microsoft YaHei" w:eastAsia="Microsoft YaHei" w:hAnsi="Microsoft YaHei"/>
+          <w:sz w:val="24"/>
+          <w:szCs w:val="24"/>
         </w:rPr>
       </w:pPr>
       <w:r>
-        <w:t xml:space="preserve">                                                                   </w:t>
+        <w:rPr>
+          <w:rFonts w:ascii="Microsoft YaHei" w:eastAsia="Microsoft YaHei" w:hAnsi="Microsoft YaHei" w:hint="eastAsia"/>
+          <w:sz w:val="24"/>
+          <w:szCs w:val="24"/>
+        </w:rPr>
+        <w:t>备件出库明细</w:t>
       </w:r>
-      <w:r>
-        <w:rPr>
-          <w:rFonts w:hint="eastAsia"/>
-          <w:sz w:val="40"/>
-          <w:szCs w:val="40"/>
-        </w:rPr>
-        <w:t>出</w:t>
-      </w:r>
-      <w:r>
-        <w:rPr>
-          <w:rFonts w:hint="eastAsia"/>
-          <w:sz w:val="40"/>
-          <w:szCs w:val="40"/>
-        </w:rPr>
-        <w:t xml:space="preserve"> </w:t>
-      </w:r>
-      <w:r>
-        <w:rPr>
-          <w:rFonts w:hint="eastAsia"/>
-          <w:sz w:val="40"/>
-          <w:szCs w:val="40"/>
-        </w:rPr>
-        <w:t>库</w:t>
-      </w:r>
-      <w:r>
-        <w:rPr>
-          <w:rFonts w:hint="eastAsia"/>
-          <w:sz w:val="40"/>
-          <w:szCs w:val="40"/>
-        </w:rPr>
-        <w:t xml:space="preserve"> </w:t>
-      </w:r>
-      <w:r>
-        <w:rPr>
-          <w:rFonts w:hint="eastAsia"/>
-          <w:sz w:val="40"/>
-          <w:szCs w:val="40"/>
-        </w:rPr>
-        <w:t>单</w:t>
-      </w:r>
-    </w:p>
-    <w:p>
-      <w:pPr>
-        <w:rPr>
-          <w:sz w:val="40"/>
-          <w:szCs w:val="40"/>
-        </w:rPr>
-      </w:pPr>
     </w:p>
     <w:tbl>
       <w:tblPr>
         <w:tblStyle w:val="a3"/>
-        <w:tblW w:w="10774" w:type="dxa"/>
-        <w:tblInd w:w="-998" w:type="dxa"/>
+        <w:tblW w:w="11052" w:type="dxa"/>
         <w:tblLayout w:type="fixed"/>
         <w:tblLook w:val="0000" w:firstRow="0" w:lastRow="0" w:firstColumn="0" w:lastColumn="0" w:noHBand="0" w:noVBand="0"/>
       </w:tblPr>
       <w:tblGrid>
-        <w:gridCol w:w="1134"/>
-        <w:gridCol w:w="1276"/>
+        <w:gridCol w:w="1129"/>
+        <w:gridCol w:w="993"/>
         <w:gridCol w:w="992"/>
+        <w:gridCol w:w="425"/>
         <w:gridCol w:w="709"/>
         <w:gridCol w:w="709"/>
-        <w:gridCol w:w="708"/>
-        <w:gridCol w:w="1134"/>
-        <w:gridCol w:w="1134"/>
-        <w:gridCol w:w="1134"/>
-        <w:gridCol w:w="1844"/>
+        <w:gridCol w:w="850"/>
+        <w:gridCol w:w="1559"/>
+        <w:gridCol w:w="851"/>
+        <w:gridCol w:w="2835"/>
       </w:tblGrid>
       <w:tr>
         <w:trPr>
@@ -502,63 +450,41 @@
         </w:trPr>
         <w:tc>
           <w:tcPr>
-            <w:tcW w:w="10774" w:type="dxa"/>
-            <w:gridSpan w:val="10"/>
+            <w:tcW w:w="1129" w:type="dxa"/>
             <w:vAlign w:val="center"/>
           </w:tcPr>
           <w:p>
             <w:pPr>
               <w:widowControl/>
-              <w:rPr>
-                <w:rFonts w:ascii="SimSun" w:hAnsi="SimSun"/>
-                <w:sz w:val="18"/>
-                <w:szCs w:val="18"/>
+              <w:jc w:val="center"/>
+              <w:rPr>
+                <w:rFonts w:ascii="Microsoft YaHei" w:eastAsia="Microsoft YaHei" w:hAnsi="Microsoft YaHei"/>
+                <w:szCs w:val="21"/>
               </w:rPr>
             </w:pPr>
             <w:r>
               <w:rPr>
-                <w:rFonts w:ascii="SimSun" w:hAnsi="SimSun"/>
-                <w:sz w:val="18"/>
-                <w:szCs w:val="18"/>
-              </w:rPr>
-              <w:t xml:space="preserve">                                                </w:t>
-            </w:r>
-            <w:r>
-              <w:rPr>
-                <w:rFonts w:ascii="SimSun" w:hAnsi="SimSun"/>
-                <w:sz w:val="18"/>
-                <w:szCs w:val="18"/>
-              </w:rPr>
-              <w:t xml:space="preserve"> </w:t>
-            </w:r>
-            <w:r>
-              <w:rPr>
-                <w:rFonts w:ascii="Roboto" w:hAnsi="Roboto"/>
+                <w:rFonts w:ascii="Microsoft YaHei" w:eastAsia="Microsoft YaHei" w:hAnsi="Microsoft YaHei"/>
                 <w:color w:val="3E464C"/>
                 <w:szCs w:val="21"/>
                 <w:shd w:val="clear" w:color="auto" w:fill="FFFFFF"/>
               </w:rPr>
-              <w:t>备件明</w:t>
-            </w:r>
-            <w:r>
-              <w:rPr>
-                <w:rFonts w:ascii="SimSun" w:hAnsi="SimSun" w:cs="SimSun" w:hint="eastAsia"/>
+              <w:t>备件名</w:t>
+            </w:r>
+            <w:r>
+              <w:rPr>
+                <w:rFonts w:ascii="Microsoft YaHei" w:eastAsia="Microsoft YaHei" w:hAnsi="Microsoft YaHei" w:hint="eastAsia"/>
                 <w:color w:val="3E464C"/>
                 <w:szCs w:val="21"/>
                 <w:shd w:val="clear" w:color="auto" w:fill="FFFFFF"/>
               </w:rPr>
-              <w:t>细</w:t>
+              <w:t>称</w:t>
             </w:r>
           </w:p>
         </w:tc>
-      </w:tr>
-      <w:tr>
-        <w:trPr>
-          <w:trHeight w:val="375"/>
-        </w:trPr>
         <w:tc>
           <w:tcPr>
-            <w:tcW w:w="1134" w:type="dxa"/>
+            <w:tcW w:w="993" w:type="dxa"/>
             <w:shd w:val="clear" w:color="auto" w:fill="auto"/>
             <w:vAlign w:val="center"/>
           </w:tcPr>
@@ -567,60 +493,22 @@
               <w:widowControl/>
               <w:jc w:val="center"/>
               <w:rPr>
-                <w:rFonts w:ascii="SimSun" w:hAnsi="SimSun"/>
-                <w:sz w:val="18"/>
-                <w:szCs w:val="18"/>
+                <w:rFonts w:ascii="Microsoft YaHei" w:eastAsia="Microsoft YaHei" w:hAnsi="Microsoft YaHei"/>
+                <w:szCs w:val="21"/>
               </w:rPr>
             </w:pPr>
             <w:r>
               <w:rPr>
-                <w:rFonts w:ascii="Roboto" w:hAnsi="Roboto"/>
+                <w:rFonts w:ascii="Microsoft YaHei" w:eastAsia="Microsoft YaHei" w:hAnsi="Microsoft YaHei"/>
                 <w:color w:val="3E464C"/>
                 <w:szCs w:val="21"/>
                 <w:shd w:val="clear" w:color="auto" w:fill="FFFFFF"/>
               </w:rPr>
-              <w:t>备件名</w:t>
-            </w:r>
-            <w:r>
-              <w:rPr>
-                <w:rFonts w:ascii="Roboto" w:hAnsi="Roboto" w:hint="eastAsia"/>
-                <w:color w:val="3E464C"/>
-                <w:szCs w:val="21"/>
-                <w:shd w:val="clear" w:color="auto" w:fill="FFFFFF"/>
-              </w:rPr>
-              <w:t>称</w:t>
-            </w:r>
-          </w:p>
-        </w:tc>
-        <w:tc>
-          <w:tcPr>
-            <w:tcW w:w="1276" w:type="dxa"/>
-            <w:shd w:val="clear" w:color="auto" w:fill="auto"/>
-            <w:vAlign w:val="center"/>
-          </w:tcPr>
-          <w:p>
-            <w:pPr>
-              <w:widowControl/>
-              <w:jc w:val="center"/>
-              <w:rPr>
-                <w:rFonts w:ascii="Roboto" w:hAnsi="Roboto"/>
-                <w:color w:val="3E464C"/>
-                <w:szCs w:val="21"/>
-                <w:shd w:val="clear" w:color="auto" w:fill="FFFFFF"/>
-              </w:rPr>
-            </w:pPr>
-            <w:r>
-              <w:rPr>
-                <w:rFonts w:ascii="Roboto" w:hAnsi="Roboto"/>
-                <w:color w:val="3E464C"/>
-                <w:szCs w:val="21"/>
-                <w:shd w:val="clear" w:color="auto" w:fill="FFFFFF"/>
-              </w:rPr>
               <w:t>申领单编</w:t>
             </w:r>
             <w:r>
               <w:rPr>
-                <w:rFonts w:ascii="Roboto" w:hAnsi="Roboto" w:hint="eastAsia"/>
+                <w:rFonts w:ascii="Microsoft YaHei" w:eastAsia="Microsoft YaHei" w:hAnsi="Microsoft YaHei" w:hint="eastAsia"/>
                 <w:color w:val="3E464C"/>
                 <w:szCs w:val="21"/>
                 <w:shd w:val="clear" w:color="auto" w:fill="FFFFFF"/>
@@ -640,18 +528,54 @@
               <w:widowControl/>
               <w:jc w:val="center"/>
               <w:rPr>
-                <w:rFonts w:ascii="SimSun" w:hAnsi="SimSun"/>
-                <w:sz w:val="18"/>
-                <w:szCs w:val="18"/>
+                <w:rFonts w:ascii="Microsoft YaHei" w:eastAsia="Microsoft YaHei" w:hAnsi="Microsoft YaHei"/>
+                <w:szCs w:val="21"/>
               </w:rPr>
             </w:pPr>
             <w:r>
               <w:rPr>
-                <w:rFonts w:ascii="SimSun" w:hAnsi="SimSun" w:hint="eastAsia"/>
-                <w:sz w:val="18"/>
-                <w:szCs w:val="18"/>
+                <w:rFonts w:ascii="Microsoft YaHei" w:eastAsia="Microsoft YaHei" w:hAnsi="Microsoft YaHei" w:hint="eastAsia"/>
+                <w:szCs w:val="21"/>
               </w:rPr>
               <w:t>工单编号</w:t>
+            </w:r>
+          </w:p>
+        </w:tc>
+        <w:tc>
+          <w:tcPr>
+            <w:tcW w:w="425" w:type="dxa"/>
+            <w:shd w:val="clear" w:color="auto" w:fill="auto"/>
+            <w:vAlign w:val="center"/>
+          </w:tcPr>
+          <w:p>
+            <w:pPr>
+              <w:widowControl/>
+              <w:jc w:val="center"/>
+              <w:rPr>
+                <w:rFonts w:ascii="Microsoft YaHei" w:eastAsia="Microsoft YaHei" w:hAnsi="Microsoft YaHei"/>
+                <w:szCs w:val="21"/>
+              </w:rPr>
+            </w:pPr>
+            <w:r>
+              <w:rPr>
+                <w:rFonts w:ascii="Microsoft YaHei" w:eastAsia="Microsoft YaHei" w:hAnsi="Microsoft YaHei" w:hint="eastAsia"/>
+                <w:szCs w:val="21"/>
+              </w:rPr>
+              <w:t>出库</w:t>
+            </w:r>
+            <w:r>
+              <w:rPr>
+                <w:rFonts w:ascii="Microsoft YaHei" w:eastAsia="Microsoft YaHei" w:hAnsi="Microsoft YaHei"/>
+                <w:szCs w:val="21"/>
+              </w:rPr>
+              <w:t>数</w:t>
+            </w:r>
+            <w:r>
+              <w:rPr>
+                <w:rFonts w:ascii="Microsoft YaHei" w:eastAsia="Microsoft YaHei" w:hAnsi="Microsoft YaHei" w:hint="eastAsia"/>
+                <w:szCs w:val="21"/>
+              </w:rPr>
+              <w:t>量</w:t>
             </w:r>
           </w:p>
         </w:tc>
@@ -666,34 +590,23 @@
               <w:widowControl/>
               <w:jc w:val="center"/>
               <w:rPr>
-                <w:rFonts w:ascii="SimSun" w:hAnsi="SimSun"/>
-                <w:sz w:val="18"/>
-                <w:szCs w:val="18"/>
+                <w:rFonts w:ascii="Microsoft YaHei" w:eastAsia="Microsoft YaHei" w:hAnsi="Microsoft YaHei"/>
+                <w:szCs w:val="21"/>
               </w:rPr>
             </w:pPr>
             <w:r>
               <w:rPr>
-                <w:rFonts w:ascii="SimSun" w:hAnsi="SimSun" w:hint="eastAsia"/>
-                <w:sz w:val="18"/>
-                <w:szCs w:val="18"/>
-              </w:rPr>
-              <w:t>出库</w:t>
-            </w:r>
-            <w:r>
-              <w:rPr>
-                <w:rFonts w:ascii="SimSun" w:hAnsi="SimSun"/>
-                <w:sz w:val="18"/>
-                <w:szCs w:val="18"/>
-              </w:rPr>
-              <w:t>数</w:t>
-            </w:r>
-            <w:r>
-              <w:rPr>
-                <w:rFonts w:ascii="SimSun" w:hAnsi="SimSun" w:hint="eastAsia"/>
-                <w:sz w:val="18"/>
-                <w:szCs w:val="18"/>
-              </w:rPr>
-              <w:t>量</w:t>
+                <w:rFonts w:ascii="Microsoft YaHei" w:eastAsia="Microsoft YaHei" w:hAnsi="Microsoft YaHei"/>
+                <w:szCs w:val="21"/>
+              </w:rPr>
+              <w:t>申领单</w:t>
+            </w:r>
+            <w:r>
+              <w:rPr>
+                <w:rFonts w:ascii="Microsoft YaHei" w:eastAsia="Microsoft YaHei" w:hAnsi="Microsoft YaHei" w:hint="eastAsia"/>
+                <w:szCs w:val="21"/>
+              </w:rPr>
+              <w:t>价</w:t>
             </w:r>
           </w:p>
         </w:tc>
@@ -708,24 +621,21 @@
               <w:widowControl/>
               <w:jc w:val="center"/>
               <w:rPr>
-                <w:rFonts w:ascii="SimSun" w:hAnsi="SimSun"/>
-                <w:sz w:val="18"/>
-                <w:szCs w:val="18"/>
+                <w:rFonts w:ascii="Microsoft YaHei" w:eastAsia="Microsoft YaHei" w:hAnsi="Microsoft YaHei"/>
+                <w:szCs w:val="21"/>
               </w:rPr>
             </w:pPr>
             <w:r>
               <w:rPr>
-                <w:rFonts w:ascii="SimSun" w:hAnsi="SimSun"/>
-                <w:sz w:val="18"/>
-                <w:szCs w:val="18"/>
-              </w:rPr>
-              <w:t>申领单</w:t>
-            </w:r>
-            <w:r>
-              <w:rPr>
-                <w:rFonts w:ascii="SimSun" w:hAnsi="SimSun" w:hint="eastAsia"/>
-                <w:sz w:val="18"/>
-                <w:szCs w:val="18"/>
+                <w:rFonts w:ascii="Microsoft YaHei" w:eastAsia="Microsoft YaHei" w:hAnsi="Microsoft YaHei"/>
+                <w:szCs w:val="21"/>
+              </w:rPr>
+              <w:t>申领总</w:t>
+            </w:r>
+            <w:r>
+              <w:rPr>
+                <w:rFonts w:ascii="Microsoft YaHei" w:eastAsia="Microsoft YaHei" w:hAnsi="Microsoft YaHei" w:hint="eastAsia"/>
+                <w:szCs w:val="21"/>
               </w:rPr>
               <w:t>价</w:t>
             </w:r>
@@ -733,7 +643,7 @@
         </w:tc>
         <w:tc>
           <w:tcPr>
-            <w:tcW w:w="708" w:type="dxa"/>
+            <w:tcW w:w="850" w:type="dxa"/>
             <w:shd w:val="clear" w:color="auto" w:fill="auto"/>
             <w:vAlign w:val="center"/>
           </w:tcPr>
@@ -742,32 +652,29 @@
               <w:widowControl/>
               <w:jc w:val="center"/>
               <w:rPr>
-                <w:rFonts w:ascii="SimSun" w:hAnsi="SimSun"/>
-                <w:sz w:val="18"/>
-                <w:szCs w:val="18"/>
+                <w:rFonts w:ascii="Microsoft YaHei" w:eastAsia="Microsoft YaHei" w:hAnsi="Microsoft YaHei"/>
+                <w:szCs w:val="21"/>
               </w:rPr>
             </w:pPr>
             <w:r>
               <w:rPr>
-                <w:rFonts w:ascii="SimSun" w:hAnsi="SimSun"/>
-                <w:sz w:val="18"/>
-                <w:szCs w:val="18"/>
-              </w:rPr>
-              <w:t>申领总</w:t>
-            </w:r>
-            <w:r>
-              <w:rPr>
-                <w:rFonts w:ascii="SimSun" w:hAnsi="SimSun" w:hint="eastAsia"/>
-                <w:sz w:val="18"/>
-                <w:szCs w:val="18"/>
-              </w:rPr>
-              <w:t>价</w:t>
+                <w:rFonts w:ascii="Microsoft YaHei" w:eastAsia="Microsoft YaHei" w:hAnsi="Microsoft YaHei"/>
+                <w:szCs w:val="21"/>
+              </w:rPr>
+              <w:t>仓</w:t>
+            </w:r>
+            <w:r>
+              <w:rPr>
+                <w:rFonts w:ascii="Microsoft YaHei" w:eastAsia="Microsoft YaHei" w:hAnsi="Microsoft YaHei" w:hint="eastAsia"/>
+                <w:szCs w:val="21"/>
+              </w:rPr>
+              <w:t>库</w:t>
             </w:r>
           </w:p>
         </w:tc>
         <w:tc>
           <w:tcPr>
-            <w:tcW w:w="1134" w:type="dxa"/>
+            <w:tcW w:w="1559" w:type="dxa"/>
             <w:shd w:val="clear" w:color="auto" w:fill="auto"/>
             <w:vAlign w:val="center"/>
           </w:tcPr>
@@ -776,32 +683,61 @@
               <w:widowControl/>
               <w:jc w:val="center"/>
               <w:rPr>
-                <w:rFonts w:ascii="SimSun" w:hAnsi="SimSun"/>
-                <w:sz w:val="18"/>
-                <w:szCs w:val="18"/>
+                <w:rFonts w:ascii="Microsoft YaHei" w:eastAsia="Microsoft YaHei" w:hAnsi="Microsoft YaHei"/>
+                <w:szCs w:val="21"/>
               </w:rPr>
             </w:pPr>
             <w:r>
               <w:rPr>
-                <w:rFonts w:ascii="SimSun" w:hAnsi="SimSun"/>
-                <w:sz w:val="18"/>
-                <w:szCs w:val="18"/>
-              </w:rPr>
-              <w:t>仓</w:t>
-            </w:r>
-            <w:r>
-              <w:rPr>
-                <w:rFonts w:ascii="SimSun" w:hAnsi="SimSun" w:hint="eastAsia"/>
-                <w:sz w:val="18"/>
-                <w:szCs w:val="18"/>
-              </w:rPr>
-              <w:t>库</w:t>
+                <w:rFonts w:ascii="Microsoft YaHei" w:eastAsia="Microsoft YaHei" w:hAnsi="Microsoft YaHei"/>
+                <w:szCs w:val="21"/>
+              </w:rPr>
+              <w:t>运输公</w:t>
+            </w:r>
+            <w:r>
+              <w:rPr>
+                <w:rFonts w:ascii="Microsoft YaHei" w:eastAsia="Microsoft YaHei" w:hAnsi="Microsoft YaHei" w:hint="eastAsia"/>
+                <w:szCs w:val="21"/>
+              </w:rPr>
+              <w:t>司</w:t>
             </w:r>
           </w:p>
         </w:tc>
         <w:tc>
           <w:tcPr>
-            <w:tcW w:w="1134" w:type="dxa"/>
+            <w:tcW w:w="851" w:type="dxa"/>
+            <w:vAlign w:val="center"/>
+          </w:tcPr>
+          <w:p>
+            <w:pPr>
+              <w:widowControl/>
+              <w:jc w:val="center"/>
+              <w:rPr>
+                <w:rFonts w:ascii="Microsoft YaHei" w:eastAsia="Microsoft YaHei" w:hAnsi="Microsoft YaHei"/>
+                <w:szCs w:val="21"/>
+              </w:rPr>
+            </w:pPr>
+            <w:proofErr w:type="gramStart"/>
+            <w:r>
+              <w:rPr>
+                <w:rFonts w:ascii="Microsoft YaHei" w:eastAsia="Microsoft YaHei" w:hAnsi="Microsoft YaHei"/>
+                <w:szCs w:val="21"/>
+              </w:rPr>
+              <w:t>运单</w:t>
+            </w:r>
+            <w:r>
+              <w:rPr>
+                <w:rFonts w:ascii="Microsoft YaHei" w:eastAsia="Microsoft YaHei" w:hAnsi="Microsoft YaHei" w:hint="eastAsia"/>
+                <w:szCs w:val="21"/>
+              </w:rPr>
+              <w:t>号</w:t>
+            </w:r>
+            <w:proofErr w:type="gramEnd"/>
+          </w:p>
+        </w:tc>
+        <w:tc>
+          <w:tcPr>
+            <w:tcW w:w="2835" w:type="dxa"/>
             <w:shd w:val="clear" w:color="auto" w:fill="auto"/>
             <w:vAlign w:val="center"/>
           </w:tcPr>
@@ -810,91 +746,21 @@
               <w:widowControl/>
               <w:jc w:val="center"/>
               <w:rPr>
-                <w:rFonts w:ascii="SimSun" w:hAnsi="SimSun"/>
-                <w:sz w:val="18"/>
-                <w:szCs w:val="18"/>
+                <w:rFonts w:ascii="Microsoft YaHei" w:eastAsia="Microsoft YaHei" w:hAnsi="Microsoft YaHei"/>
+                <w:szCs w:val="21"/>
               </w:rPr>
             </w:pPr>
             <w:r>
               <w:rPr>
-                <w:rFonts w:ascii="SimSun" w:hAnsi="SimSun"/>
-                <w:sz w:val="18"/>
-                <w:szCs w:val="18"/>
-              </w:rPr>
-              <w:t>运输公</w:t>
-            </w:r>
-            <w:r>
-              <w:rPr>
-                <w:rFonts w:ascii="SimSun" w:hAnsi="SimSun" w:hint="eastAsia"/>
-                <w:sz w:val="18"/>
-                <w:szCs w:val="18"/>
-              </w:rPr>
-              <w:t>司</w:t>
-            </w:r>
-          </w:p>
-        </w:tc>
-        <w:tc>
-          <w:tcPr>
-            <w:tcW w:w="1134" w:type="dxa"/>
-            <w:vAlign w:val="center"/>
-          </w:tcPr>
-          <w:p>
-            <w:pPr>
-              <w:widowControl/>
-              <w:jc w:val="center"/>
-              <w:rPr>
-                <w:rFonts w:ascii="SimSun" w:hAnsi="SimSun"/>
-                <w:sz w:val="18"/>
-                <w:szCs w:val="18"/>
-              </w:rPr>
-            </w:pPr>
-            <w:r>
-              <w:rPr>
-                <w:rFonts w:ascii="SimSun" w:hAnsi="SimSun"/>
-                <w:sz w:val="18"/>
-                <w:szCs w:val="18"/>
-              </w:rPr>
-              <w:t>运单</w:t>
-            </w:r>
-            <w:r>
-              <w:rPr>
-                <w:rFonts w:ascii="SimSun" w:hAnsi="SimSun" w:hint="eastAsia"/>
-                <w:sz w:val="18"/>
-                <w:szCs w:val="18"/>
-              </w:rPr>
-              <w:t>号</w:t>
-            </w:r>
-          </w:p>
-        </w:tc>
-        <w:tc>
-          <w:tcPr>
-            <w:tcW w:w="1844" w:type="dxa"/>
-            <w:shd w:val="clear" w:color="auto" w:fill="auto"/>
-            <w:vAlign w:val="center"/>
-          </w:tcPr>
-          <w:p>
-            <w:pPr>
-              <w:widowControl/>
-              <w:jc w:val="center"/>
-              <w:rPr>
-                <w:rFonts w:ascii="SimSun" w:hAnsi="SimSun"/>
-                <w:sz w:val="18"/>
-                <w:szCs w:val="18"/>
-              </w:rPr>
-            </w:pPr>
-            <w:r>
-              <w:rPr>
-                <w:rFonts w:ascii="SimSun" w:hAnsi="SimSun"/>
-                <w:sz w:val="18"/>
-                <w:szCs w:val="18"/>
+                <w:rFonts w:ascii="Microsoft YaHei" w:eastAsia="Microsoft YaHei" w:hAnsi="Microsoft YaHei"/>
+                <w:szCs w:val="21"/>
               </w:rPr>
               <w:t>收货信</w:t>
             </w:r>
             <w:r>
               <w:rPr>
-                <w:rFonts w:ascii="SimSun" w:hAnsi="SimSun" w:hint="eastAsia"/>
-                <w:sz w:val="18"/>
-                <w:szCs w:val="18"/>
+                <w:rFonts w:ascii="Microsoft YaHei" w:eastAsia="Microsoft YaHei" w:hAnsi="Microsoft YaHei" w:hint="eastAsia"/>
+                <w:szCs w:val="21"/>
               </w:rPr>
               <w:t>息</w:t>
             </w:r>
@@ -907,42 +773,42 @@
         </w:trPr>
         <w:tc>
           <w:tcPr>
-            <w:tcW w:w="10774" w:type="dxa"/>
+            <w:tcW w:w="11052" w:type="dxa"/>
             <w:gridSpan w:val="10"/>
-            <w:shd w:val="clear" w:color="auto" w:fill="auto"/>
-            <w:vAlign w:val="center"/>
           </w:tcPr>
           <w:p>
             <w:pPr>
-              <w:widowControl/>
-              <w:jc w:val="left"/>
-              <w:rPr>
-                <w:rFonts w:asciiTheme="minorEastAsia" w:eastAsiaTheme="minorEastAsia" w:hAnsiTheme="minorEastAsia"/>
-                <w:sz w:val="18"/>
-                <w:szCs w:val="18"/>
+              <w:pStyle w:val="HTML"/>
+              <w:shd w:val="clear" w:color="auto" w:fill="FFFFFF"/>
+              <w:rPr>
+                <w:rFonts w:ascii="Microsoft YaHei" w:eastAsia="Microsoft YaHei" w:hAnsi="Microsoft YaHei" w:cs="Simplified Arabic"/>
+                <w:sz w:val="21"/>
+                <w:szCs w:val="21"/>
               </w:rPr>
             </w:pPr>
             <w:r>
               <w:rPr>
-                <w:rFonts w:asciiTheme="minorEastAsia" w:hAnsiTheme="minorEastAsia" w:cs="Simplified Arabic" w:hint="cs"/>
-                <w:sz w:val="18"/>
-                <w:szCs w:val="18"/>
+                <w:rFonts w:ascii="Microsoft YaHei" w:eastAsia="Microsoft YaHei" w:hAnsi="Microsoft YaHei" w:cs="Simplified Arabic" w:hint="eastAsia"/>
+                <w:sz w:val="21"/>
+                <w:szCs w:val="21"/>
               </w:rPr>
               <w:t>{{</w:t>
             </w:r>
-            <w:r>
-              <w:rPr>
-                <w:rFonts w:asciiTheme="minorEastAsia" w:hAnsiTheme="minorEastAsia" w:cs="Simplified Arabic"/>
-                <w:sz w:val="18"/>
-                <w:szCs w:val="18"/>
+            <w:proofErr w:type="spellStart"/>
+            <w:r>
+              <w:rPr>
+                <w:rFonts w:ascii="Microsoft YaHei" w:eastAsia="Microsoft YaHei" w:hAnsi="Microsoft YaHei" w:cs="Simplified Arabic"/>
+                <w:sz w:val="21"/>
+                <w:szCs w:val="21"/>
               </w:rPr>
               <w:t>parts_request_line_item_batch</w:t>
             </w:r>
-            <w:r>
-              <w:rPr>
-                <w:rFonts w:asciiTheme="minorEastAsia" w:hAnsiTheme="minorEastAsia" w:cs="Simplified Arabic" w:hint="cs"/>
-                <w:sz w:val="18"/>
-                <w:szCs w:val="18"/>
+            <w:proofErr w:type="spellEnd"/>
+            <w:r>
+              <w:rPr>
+                <w:rFonts w:ascii="Microsoft YaHei" w:eastAsia="Microsoft YaHei" w:hAnsi="Microsoft YaHei" w:cs="Simplified Arabic" w:hint="eastAsia"/>
+                <w:sz w:val="21"/>
+                <w:szCs w:val="21"/>
               </w:rPr>
               <w:t>}}</w:t>
             </w:r>
@@ -953,19 +819,57 @@
     <w:p>
       <w:pPr>
         <w:rPr>
-          <w:sz w:val="40"/>
-          <w:szCs w:val="40"/>
+          <w:rFonts w:ascii="Microsoft YaHei" w:eastAsia="Microsoft YaHei" w:hAnsi="Microsoft YaHei"/>
+          <w:sz w:val="18"/>
         </w:rPr>
       </w:pPr>
     </w:p>
     <w:sectPr>
-      <w:pgSz w:w="12240" w:h="15840"/>
-      <w:pgMar w:top="1440" w:right="1800" w:bottom="1440" w:left="1800" w:header="708" w:footer="708" w:gutter="0"/>
-      <w:cols w:space="708"/>
-      <w:docGrid w:linePitch="360"/>
+      <w:pgSz w:w="11906" w:h="16838"/>
+      <w:pgMar w:top="426" w:right="720" w:bottom="312" w:left="720" w:header="851" w:footer="992" w:gutter="0"/>
+      <w:cols w:space="425"/>
+      <w:docGrid w:type="lines" w:linePitch="312"/>
     </w:sectPr>
   </w:body>
 </w:document>
+</file>
+
+<file path=word/endnotes.xml><?xml version="1.0" encoding="utf-8"?>
+<w:endnotes xmlns:wpc="http://schemas.microsoft.com/office/word/2010/wordprocessingCanvas" xmlns:cx="http://schemas.microsoft.com/office/drawing/2014/chartex" xmlns:cx1="http://schemas.microsoft.com/office/drawing/2015/9/8/chartex" xmlns:cx2="http://schemas.microsoft.com/office/drawing/2015/10/21/chartex" xmlns:cx3="http://schemas.microsoft.com/office/drawing/2016/5/9/chartex" xmlns:cx4="http://schemas.microsoft.com/office/drawing/2016/5/10/chartex" xmlns:cx5="http://schemas.microsoft.com/office/drawing/2016/5/11/chartex" xmlns:cx6="http://schemas.microsoft.com/office/drawing/2016/5/12/chartex" xmlns:cx7="http://schemas.microsoft.com/office/drawing/2016/5/13/chartex" xmlns:cx8="http://schemas.microsoft.com/office/drawing/2016/5/14/chartex" xmlns:mc="http://schemas.openxmlformats.org/markup-compatibility/2006" xmlns:aink="http://schemas.microsoft.com/office/drawing/2016/ink" xmlns:am3d="http://schemas.microsoft.com/office/drawing/2017/model3d" xmlns:o="urn:schemas-microsoft-com:office:office" xmlns:r="http://schemas.openxmlformats.org/officeDocument/2006/relationships" xmlns:m="http://schemas.openxmlformats.org/officeDocument/2006/math" xmlns:v="urn:schemas-microsoft-com:vml" xmlns:wp14="http://schemas.microsoft.com/office/word/2010/wordprocessingDrawing" xmlns:wp="http://schemas.openxmlformats.org/drawingml/2006/wordprocessingDrawing" xmlns:w10="urn:schemas-microsoft-com:office:word" xmlns:w="http://schemas.openxmlformats.org/wordprocessingml/2006/main" xmlns:w14="http://schemas.microsoft.com/office/word/2010/wordml" xmlns:w15="http://schemas.microsoft.com/office/word/2012/wordml" xmlns:w16cex="http://schemas.microsoft.com/office/word/2018/wordml/cex" xmlns:w16cid="http://schemas.microsoft.com/office/word/2016/wordml/cid" xmlns:w16="http://schemas.microsoft.com/office/word/2018/wordml" xmlns:w16sdtdh="http://schemas.microsoft.com/office/word/2020/wordml/sdtdatahash" xmlns:w16se="http://schemas.microsoft.com/office/word/2015/wordml/symex" xmlns:wpg="http://schemas.microsoft.com/office/word/2010/wordprocessingGroup" xmlns:wpi="http://schemas.microsoft.com/office/word/2010/wordprocessingInk" xmlns:wne="http://schemas.microsoft.com/office/word/2006/wordml" xmlns:wps="http://schemas.microsoft.com/office/word/2010/wordprocessingShape" mc:Ignorable="w14 w15 w16se w16cid w16 w16cex w16sdtdh wp14">
+  <w:endnote w:type="separator" w:id="-1">
+    <w:p>
+      <w:r>
+        <w:separator/>
+      </w:r>
+    </w:p>
+  </w:endnote>
+  <w:endnote w:type="continuationSeparator" w:id="0">
+    <w:p>
+      <w:r>
+        <w:continuationSeparator/>
+      </w:r>
+    </w:p>
+  </w:endnote>
+</w:endnotes>
+</file>
+
+<file path=word/footnotes.xml><?xml version="1.0" encoding="utf-8"?>
+<w:footnotes xmlns:wpc="http://schemas.microsoft.com/office/word/2010/wordprocessingCanvas" xmlns:cx="http://schemas.microsoft.com/office/drawing/2014/chartex" xmlns:cx1="http://schemas.microsoft.com/office/drawing/2015/9/8/chartex" xmlns:cx2="http://schemas.microsoft.com/office/drawing/2015/10/21/chartex" xmlns:cx3="http://schemas.microsoft.com/office/drawing/2016/5/9/chartex" xmlns:cx4="http://schemas.microsoft.com/office/drawing/2016/5/10/chartex" xmlns:cx5="http://schemas.microsoft.com/office/drawing/2016/5/11/chartex" xmlns:cx6="http://schemas.microsoft.com/office/drawing/2016/5/12/chartex" xmlns:cx7="http://schemas.microsoft.com/office/drawing/2016/5/13/chartex" xmlns:cx8="http://schemas.microsoft.com/office/drawing/2016/5/14/chartex" xmlns:mc="http://schemas.openxmlformats.org/markup-compatibility/2006" xmlns:aink="http://schemas.microsoft.com/office/drawing/2016/ink" xmlns:am3d="http://schemas.microsoft.com/office/drawing/2017/model3d" xmlns:o="urn:schemas-microsoft-com:office:office" xmlns:r="http://schemas.openxmlformats.org/officeDocument/2006/relationships" xmlns:m="http://schemas.openxmlformats.org/officeDocument/2006/math" xmlns:v="urn:schemas-microsoft-com:vml" xmlns:wp14="http://schemas.microsoft.com/office/word/2010/wordprocessingDrawing" xmlns:wp="http://schemas.openxmlformats.org/drawingml/2006/wordprocessingDrawing" xmlns:w10="urn:schemas-microsoft-com:office:word" xmlns:w="http://schemas.openxmlformats.org/wordprocessingml/2006/main" xmlns:w14="http://schemas.microsoft.com/office/word/2010/wordml" xmlns:w15="http://schemas.microsoft.com/office/word/2012/wordml" xmlns:w16cex="http://schemas.microsoft.com/office/word/2018/wordml/cex" xmlns:w16cid="http://schemas.microsoft.com/office/word/2016/wordml/cid" xmlns:w16="http://schemas.microsoft.com/office/word/2018/wordml" xmlns:w16sdtdh="http://schemas.microsoft.com/office/word/2020/wordml/sdtdatahash" xmlns:w16se="http://schemas.microsoft.com/office/word/2015/wordml/symex" xmlns:wpg="http://schemas.microsoft.com/office/word/2010/wordprocessingGroup" xmlns:wpi="http://schemas.microsoft.com/office/word/2010/wordprocessingInk" xmlns:wne="http://schemas.microsoft.com/office/word/2006/wordml" xmlns:wps="http://schemas.microsoft.com/office/word/2010/wordprocessingShape" mc:Ignorable="w14 w15 w16se w16cid w16 w16cex w16sdtdh wp14">
+  <w:footnote w:type="separator" w:id="-1">
+    <w:p>
+      <w:r>
+        <w:separator/>
+      </w:r>
+    </w:p>
+  </w:footnote>
+  <w:footnote w:type="continuationSeparator" w:id="0">
+    <w:p>
+      <w:r>
+        <w:continuationSeparator/>
+      </w:r>
+    </w:p>
+  </w:footnote>
+</w:footnotes>
 </file>
 
 <file path=word/styles.xml><?xml version="1.0" encoding="utf-8"?>
@@ -1366,7 +1270,7 @@
   <w:style w:type="paragraph" w:default="1" w:styleId="a">
     <w:name w:val="Normal"/>
     <w:qFormat/>
-    <w:rsid w:val="00D42C84"/>
+    <w:rsid w:val="00F83678"/>
     <w:pPr>
       <w:widowControl w:val="0"/>
       <w:spacing w:after="0" w:line="240" w:lineRule="auto"/>
@@ -1409,7 +1313,7 @@
     <w:name w:val="Table Grid"/>
     <w:basedOn w:val="a1"/>
     <w:uiPriority w:val="59"/>
-    <w:rsid w:val="00D42C84"/>
+    <w:rsid w:val="001D47BD"/>
     <w:pPr>
       <w:spacing w:after="0" w:line="240" w:lineRule="auto"/>
     </w:pPr>
@@ -1424,11 +1328,115 @@
       </w:tblBorders>
     </w:tblPr>
   </w:style>
+  <w:style w:type="paragraph" w:styleId="a4">
+    <w:name w:val="header"/>
+    <w:basedOn w:val="a"/>
+    <w:link w:val="a5"/>
+    <w:uiPriority w:val="99"/>
+    <w:unhideWhenUsed/>
+    <w:rsid w:val="00F83678"/>
+    <w:pPr>
+      <w:widowControl/>
+      <w:tabs>
+        <w:tab w:val="center" w:pos="4320"/>
+        <w:tab w:val="right" w:pos="8640"/>
+      </w:tabs>
+      <w:jc w:val="left"/>
+    </w:pPr>
+    <w:rPr>
+      <w:rFonts w:asciiTheme="minorHAnsi" w:eastAsiaTheme="minorEastAsia" w:hAnsiTheme="minorHAnsi" w:cstheme="minorBidi"/>
+      <w:kern w:val="0"/>
+      <w:sz w:val="22"/>
+    </w:rPr>
+  </w:style>
+  <w:style w:type="character" w:customStyle="1" w:styleId="a5">
+    <w:name w:val="页眉 字符"/>
+    <w:basedOn w:val="a0"/>
+    <w:link w:val="a4"/>
+    <w:uiPriority w:val="99"/>
+    <w:rsid w:val="00F83678"/>
+  </w:style>
+  <w:style w:type="paragraph" w:styleId="a6">
+    <w:name w:val="footer"/>
+    <w:basedOn w:val="a"/>
+    <w:link w:val="a7"/>
+    <w:uiPriority w:val="99"/>
+    <w:unhideWhenUsed/>
+    <w:rsid w:val="00F83678"/>
+    <w:pPr>
+      <w:widowControl/>
+      <w:tabs>
+        <w:tab w:val="center" w:pos="4320"/>
+        <w:tab w:val="right" w:pos="8640"/>
+      </w:tabs>
+      <w:jc w:val="left"/>
+    </w:pPr>
+    <w:rPr>
+      <w:rFonts w:asciiTheme="minorHAnsi" w:eastAsiaTheme="minorEastAsia" w:hAnsiTheme="minorHAnsi" w:cstheme="minorBidi"/>
+      <w:kern w:val="0"/>
+      <w:sz w:val="22"/>
+    </w:rPr>
+  </w:style>
+  <w:style w:type="character" w:customStyle="1" w:styleId="a7">
+    <w:name w:val="页脚 字符"/>
+    <w:basedOn w:val="a0"/>
+    <w:link w:val="a6"/>
+    <w:uiPriority w:val="99"/>
+    <w:rsid w:val="00F83678"/>
+  </w:style>
+  <w:style w:type="paragraph" w:styleId="HTML">
+    <w:name w:val="HTML Preformatted"/>
+    <w:basedOn w:val="a"/>
+    <w:link w:val="HTML0"/>
+    <w:uiPriority w:val="99"/>
+    <w:unhideWhenUsed/>
+    <w:rsid w:val="00795B2A"/>
+    <w:pPr>
+      <w:widowControl/>
+      <w:tabs>
+        <w:tab w:val="left" w:pos="916"/>
+        <w:tab w:val="left" w:pos="1832"/>
+        <w:tab w:val="left" w:pos="2748"/>
+        <w:tab w:val="left" w:pos="3664"/>
+        <w:tab w:val="left" w:pos="4580"/>
+        <w:tab w:val="left" w:pos="5496"/>
+        <w:tab w:val="left" w:pos="6412"/>
+        <w:tab w:val="left" w:pos="7328"/>
+        <w:tab w:val="left" w:pos="8244"/>
+        <w:tab w:val="left" w:pos="9160"/>
+        <w:tab w:val="left" w:pos="10076"/>
+        <w:tab w:val="left" w:pos="10992"/>
+        <w:tab w:val="left" w:pos="11908"/>
+        <w:tab w:val="left" w:pos="12824"/>
+        <w:tab w:val="left" w:pos="13740"/>
+        <w:tab w:val="left" w:pos="14656"/>
+      </w:tabs>
+      <w:jc w:val="left"/>
+    </w:pPr>
+    <w:rPr>
+      <w:rFonts w:ascii="SimSun" w:hAnsi="SimSun" w:cs="SimSun"/>
+      <w:kern w:val="0"/>
+      <w:sz w:val="24"/>
+      <w:szCs w:val="24"/>
+    </w:rPr>
+  </w:style>
+  <w:style w:type="character" w:customStyle="1" w:styleId="HTML0">
+    <w:name w:val="HTML 预设格式 字符"/>
+    <w:basedOn w:val="a0"/>
+    <w:link w:val="HTML"/>
+    <w:uiPriority w:val="99"/>
+    <w:rsid w:val="00795B2A"/>
+    <w:rPr>
+      <w:rFonts w:ascii="SimSun" w:eastAsia="SimSun" w:hAnsi="SimSun" w:cs="SimSun"/>
+      <w:sz w:val="24"/>
+      <w:szCs w:val="24"/>
+    </w:rPr>
+  </w:style>
 </w:styles>
 </file>
 
 <file path=word/theme/theme1.xml><?xml version="1.0" encoding="utf-8"?>
-<a:theme xmlns:a="http://schemas.openxmlformats.org/drawingml/2006/main" name="Office 主题​​">
+<a:theme xmlns:a="http://schemas.openxmlformats.org/drawingml/2006/main" name="Office Theme">
   <a:themeElements>
     <a:clrScheme name="Office">
       <a:dk1>

--- a/src/src/main/webapp/portal/parts/template/outBoundOrderReportTemplate.docx
+++ b/src/src/main/webapp/portal/parts/template/outBoundOrderReportTemplate.docx
@@ -18,7 +18,7 @@
           <w:sz w:val="32"/>
           <w:szCs w:val="32"/>
         </w:rPr>
-        <w:t>出库单</w:t>
+        <w:t>县域库房出库单</w:t>
       </w:r>
     </w:p>
     <w:tbl>
@@ -58,32 +58,32 @@
             </w:r>
             <w:r>
               <w:rPr>
+                <w:rFonts w:ascii="Microsoft YaHei" w:eastAsia="Microsoft YaHei" w:hAnsi="Microsoft YaHei" w:hint="eastAsia"/>
+                <w:szCs w:val="21"/>
+              </w:rPr>
+              <w:t>领</w:t>
+            </w:r>
+            <w:r>
+              <w:rPr>
+                <w:rFonts w:ascii="Microsoft YaHei" w:eastAsia="Microsoft YaHei" w:hAnsi="Microsoft YaHei" w:hint="eastAsia"/>
+                <w:szCs w:val="21"/>
+              </w:rPr>
+              <w:t>单号：</w:t>
+            </w:r>
+            <w:r>
+              <w:rPr>
                 <w:rFonts w:ascii="Microsoft YaHei" w:eastAsia="Microsoft YaHei" w:hAnsi="Microsoft YaHei"/>
                 <w:szCs w:val="21"/>
               </w:rPr>
-              <w:t>领</w:t>
-            </w:r>
-            <w:r>
-              <w:rPr>
-                <w:rFonts w:ascii="Microsoft YaHei" w:eastAsia="Microsoft YaHei" w:hAnsi="Microsoft YaHei" w:hint="eastAsia"/>
-                <w:szCs w:val="21"/>
-              </w:rPr>
-              <w:t>人：</w:t>
-            </w:r>
+              <w:t>{{</w:t>
+            </w:r>
+            <w:proofErr w:type="spellStart"/>
             <w:r>
               <w:rPr>
                 <w:rFonts w:ascii="Microsoft YaHei" w:eastAsia="Microsoft YaHei" w:hAnsi="Microsoft YaHei"/>
                 <w:szCs w:val="21"/>
               </w:rPr>
-              <w:t>{{</w:t>
-            </w:r>
-            <w:proofErr w:type="spellStart"/>
-            <w:r>
-              <w:rPr>
-                <w:rFonts w:ascii="Microsoft YaHei" w:eastAsia="Microsoft YaHei" w:hAnsi="Microsoft YaHei"/>
-                <w:szCs w:val="21"/>
-              </w:rPr>
-              <w:t>parts_proposer</w:t>
+              <w:t>request_code</w:t>
             </w:r>
             <w:proofErr w:type="spellEnd"/>
             <w:r>
@@ -110,28 +110,12 @@
             </w:pPr>
             <w:r>
               <w:rPr>
-                <w:rFonts w:ascii="Microsoft YaHei" w:eastAsia="Microsoft YaHei" w:hAnsi="Microsoft YaHei"/>
-                <w:color w:val="3E464C"/>
-                <w:szCs w:val="21"/>
-                <w:shd w:val="clear" w:color="auto" w:fill="FFFFFF"/>
-              </w:rPr>
-              <w:t>申领单编</w:t>
-            </w:r>
-            <w:r>
-              <w:rPr>
                 <w:rFonts w:ascii="Microsoft YaHei" w:eastAsia="Microsoft YaHei" w:hAnsi="Microsoft YaHei" w:hint="eastAsia"/>
                 <w:color w:val="3E464C"/>
                 <w:szCs w:val="21"/>
                 <w:shd w:val="clear" w:color="auto" w:fill="FFFFFF"/>
               </w:rPr>
-              <w:t>号</w:t>
-            </w:r>
-            <w:r>
-              <w:rPr>
-                <w:rFonts w:ascii="Microsoft YaHei" w:eastAsia="Microsoft YaHei" w:hAnsi="Microsoft YaHei" w:hint="eastAsia"/>
-                <w:szCs w:val="21"/>
-              </w:rPr>
-              <w:t>：</w:t>
+              <w:t>需求日期：</w:t>
             </w:r>
             <w:r>
               <w:rPr>
@@ -146,7 +130,7 @@
                 <w:rFonts w:ascii="Microsoft YaHei" w:eastAsia="Microsoft YaHei" w:hAnsi="Microsoft YaHei" w:cs="Simplified Arabic"/>
                 <w:szCs w:val="21"/>
               </w:rPr>
-              <w:t>request_code</w:t>
+              <w:t>created_date</w:t>
             </w:r>
             <w:proofErr w:type="spellEnd"/>
             <w:r>
@@ -178,28 +162,12 @@
             </w:pPr>
             <w:r>
               <w:rPr>
-                <w:rFonts w:ascii="Microsoft YaHei" w:eastAsia="Microsoft YaHei" w:hAnsi="Microsoft YaHei"/>
-                <w:color w:val="3E464C"/>
-                <w:szCs w:val="21"/>
-                <w:shd w:val="clear" w:color="auto" w:fill="FFFFFF"/>
-              </w:rPr>
-              <w:t>申领个</w:t>
-            </w:r>
-            <w:r>
-              <w:rPr>
                 <w:rFonts w:ascii="Microsoft YaHei" w:eastAsia="Microsoft YaHei" w:hAnsi="Microsoft YaHei" w:hint="eastAsia"/>
                 <w:color w:val="3E464C"/>
                 <w:szCs w:val="21"/>
                 <w:shd w:val="clear" w:color="auto" w:fill="FFFFFF"/>
               </w:rPr>
-              <w:t>数</w:t>
-            </w:r>
-            <w:r>
-              <w:rPr>
-                <w:rFonts w:ascii="Microsoft YaHei" w:eastAsia="Microsoft YaHei" w:hAnsi="Microsoft YaHei" w:hint="eastAsia"/>
-                <w:szCs w:val="21"/>
-              </w:rPr>
-              <w:t>：</w:t>
+              <w:t>收货人：</w:t>
             </w:r>
             <w:r>
               <w:rPr>
@@ -214,7 +182,7 @@
                 <w:rFonts w:ascii="Microsoft YaHei" w:eastAsia="Microsoft YaHei" w:hAnsi="Microsoft YaHei" w:cs="Simplified Arabic"/>
                 <w:szCs w:val="21"/>
               </w:rPr>
-              <w:t>reques_qry</w:t>
+              <w:t>contact_person</w:t>
             </w:r>
             <w:proofErr w:type="spellEnd"/>
             <w:r>
@@ -241,28 +209,12 @@
             </w:pPr>
             <w:r>
               <w:rPr>
-                <w:rFonts w:ascii="Microsoft YaHei" w:eastAsia="Microsoft YaHei" w:hAnsi="Microsoft YaHei"/>
-                <w:color w:val="3E464C"/>
-                <w:szCs w:val="21"/>
-                <w:shd w:val="clear" w:color="auto" w:fill="FFFFFF"/>
-              </w:rPr>
-              <w:t>申领总</w:t>
-            </w:r>
-            <w:r>
-              <w:rPr>
                 <w:rFonts w:ascii="Microsoft YaHei" w:eastAsia="Microsoft YaHei" w:hAnsi="Microsoft YaHei" w:hint="eastAsia"/>
                 <w:color w:val="3E464C"/>
                 <w:szCs w:val="21"/>
                 <w:shd w:val="clear" w:color="auto" w:fill="FFFFFF"/>
               </w:rPr>
-              <w:t>价</w:t>
-            </w:r>
-            <w:r>
-              <w:rPr>
-                <w:rFonts w:ascii="Microsoft YaHei" w:eastAsia="Microsoft YaHei" w:hAnsi="Microsoft YaHei" w:hint="eastAsia"/>
-                <w:szCs w:val="21"/>
-              </w:rPr>
-              <w:t>：</w:t>
+              <w:t>联系电话：</w:t>
             </w:r>
             <w:r>
               <w:rPr>
@@ -277,7 +229,7 @@
                 <w:rFonts w:ascii="Microsoft YaHei" w:eastAsia="Microsoft YaHei" w:hAnsi="Microsoft YaHei" w:cs="Simplified Arabic"/>
                 <w:szCs w:val="21"/>
               </w:rPr>
-              <w:t>total_price</w:t>
+              <w:t>contact_phone</w:t>
             </w:r>
             <w:proofErr w:type="spellEnd"/>
             <w:r>
@@ -296,7 +248,8 @@
         </w:trPr>
         <w:tc>
           <w:tcPr>
-            <w:tcW w:w="5524" w:type="dxa"/>
+            <w:tcW w:w="11048" w:type="dxa"/>
+            <w:gridSpan w:val="2"/>
             <w:vAlign w:val="center"/>
           </w:tcPr>
           <w:p>
@@ -309,28 +262,12 @@
             </w:pPr>
             <w:r>
               <w:rPr>
-                <w:rFonts w:ascii="Microsoft YaHei" w:eastAsia="Microsoft YaHei" w:hAnsi="Microsoft YaHei"/>
-                <w:color w:val="3E464C"/>
-                <w:szCs w:val="21"/>
-                <w:shd w:val="clear" w:color="auto" w:fill="FFFFFF"/>
-              </w:rPr>
-              <w:t>申领时</w:t>
-            </w:r>
-            <w:r>
-              <w:rPr>
                 <w:rFonts w:ascii="Microsoft YaHei" w:eastAsia="Microsoft YaHei" w:hAnsi="Microsoft YaHei" w:hint="eastAsia"/>
                 <w:color w:val="3E464C"/>
                 <w:szCs w:val="21"/>
                 <w:shd w:val="clear" w:color="auto" w:fill="FFFFFF"/>
               </w:rPr>
-              <w:t>间</w:t>
-            </w:r>
-            <w:r>
-              <w:rPr>
-                <w:rFonts w:ascii="Microsoft YaHei" w:eastAsia="Microsoft YaHei" w:hAnsi="Microsoft YaHei" w:hint="eastAsia"/>
-                <w:szCs w:val="21"/>
-              </w:rPr>
-              <w:t>：</w:t>
+              <w:t>收货地址：</w:t>
             </w:r>
             <w:r>
               <w:rPr>
@@ -339,68 +276,19 @@
               </w:rPr>
               <w:t>{{</w:t>
             </w:r>
-            <w:proofErr w:type="spellStart"/>
             <w:r>
               <w:rPr>
                 <w:rFonts w:ascii="Microsoft YaHei" w:eastAsia="Microsoft YaHei" w:hAnsi="Microsoft YaHei" w:cs="Simplified Arabic"/>
                 <w:szCs w:val="21"/>
               </w:rPr>
-              <w:t>created_date</w:t>
-            </w:r>
-            <w:proofErr w:type="spellEnd"/>
+              <w:t>address</w:t>
+            </w:r>
             <w:r>
               <w:rPr>
                 <w:rFonts w:ascii="Microsoft YaHei" w:eastAsia="Microsoft YaHei" w:hAnsi="Microsoft YaHei" w:cs="Simplified Arabic" w:hint="cs"/>
                 <w:szCs w:val="21"/>
               </w:rPr>
               <w:t>}}</w:t>
-            </w:r>
-          </w:p>
-        </w:tc>
-        <w:tc>
-          <w:tcPr>
-            <w:tcW w:w="5524" w:type="dxa"/>
-            <w:vAlign w:val="center"/>
-          </w:tcPr>
-          <w:p>
-            <w:pPr>
-              <w:widowControl/>
-              <w:rPr>
-                <w:rFonts w:ascii="Microsoft YaHei" w:eastAsia="Microsoft YaHei" w:hAnsi="Microsoft YaHei"/>
-                <w:szCs w:val="21"/>
-              </w:rPr>
-            </w:pPr>
-            <w:r>
-              <w:rPr>
-                <w:rFonts w:ascii="Microsoft YaHei" w:eastAsia="Microsoft YaHei" w:hAnsi="Microsoft YaHei"/>
-                <w:color w:val="3E464C"/>
-                <w:szCs w:val="21"/>
-                <w:shd w:val="clear" w:color="auto" w:fill="FFFFFF"/>
-              </w:rPr>
-              <w:t>出入库状</w:t>
-            </w:r>
-            <w:r>
-              <w:rPr>
-                <w:rFonts w:ascii="Microsoft YaHei" w:eastAsia="Microsoft YaHei" w:hAnsi="Microsoft YaHei" w:hint="eastAsia"/>
-                <w:color w:val="3E464C"/>
-                <w:szCs w:val="21"/>
-                <w:shd w:val="clear" w:color="auto" w:fill="FFFFFF"/>
-              </w:rPr>
-              <w:t>态</w:t>
-            </w:r>
-            <w:r>
-              <w:rPr>
-                <w:rFonts w:ascii="Microsoft YaHei" w:eastAsia="Microsoft YaHei" w:hAnsi="Microsoft YaHei" w:hint="eastAsia"/>
-                <w:szCs w:val="21"/>
-              </w:rPr>
-              <w:t>：</w:t>
-            </w:r>
-            <w:r>
-              <w:rPr>
-                <w:rFonts w:ascii="Microsoft YaHei" w:eastAsia="Microsoft YaHei" w:hAnsi="Microsoft YaHei" w:cs="Simplified Arabic"/>
-                <w:szCs w:val="21"/>
-              </w:rPr>
-              <w:t>{{status}}</w:t>
             </w:r>
           </w:p>
         </w:tc>
@@ -416,75 +304,48 @@
           <w:szCs w:val="24"/>
         </w:rPr>
       </w:pPr>
-      <w:r>
+    </w:p>
+    <w:p>
+      <w:pPr>
+        <w:ind w:rightChars="-249" w:right="-523"/>
+        <w:jc w:val="center"/>
         <w:rPr>
           <w:rFonts w:ascii="Microsoft YaHei" w:eastAsia="Microsoft YaHei" w:hAnsi="Microsoft YaHei" w:hint="eastAsia"/>
-          <w:sz w:val="24"/>
-          <w:szCs w:val="24"/>
-        </w:rPr>
-        <w:t>备件出库明细</w:t>
+          <w:sz w:val="28"/>
+          <w:szCs w:val="28"/>
+        </w:rPr>
+      </w:pPr>
+      <w:r>
+        <w:rPr>
+          <w:rFonts w:ascii="Microsoft YaHei" w:eastAsia="Microsoft YaHei" w:hAnsi="Microsoft YaHei" w:hint="eastAsia"/>
+          <w:sz w:val="28"/>
+          <w:szCs w:val="28"/>
+        </w:rPr>
+        <w:t>备件信息</w:t>
       </w:r>
     </w:p>
     <w:tbl>
       <w:tblPr>
         <w:tblStyle w:val="a3"/>
-        <w:tblW w:w="11052" w:type="dxa"/>
+        <w:tblW w:w="11056" w:type="dxa"/>
+        <w:tblInd w:w="-5" w:type="dxa"/>
         <w:tblLayout w:type="fixed"/>
         <w:tblLook w:val="0000" w:firstRow="0" w:lastRow="0" w:firstColumn="0" w:lastColumn="0" w:noHBand="0" w:noVBand="0"/>
       </w:tblPr>
       <w:tblGrid>
-        <w:gridCol w:w="1129"/>
-        <w:gridCol w:w="993"/>
-        <w:gridCol w:w="992"/>
-        <w:gridCol w:w="425"/>
-        <w:gridCol w:w="709"/>
-        <w:gridCol w:w="709"/>
-        <w:gridCol w:w="850"/>
-        <w:gridCol w:w="1559"/>
-        <w:gridCol w:w="851"/>
-        <w:gridCol w:w="2835"/>
+        <w:gridCol w:w="2646"/>
+        <w:gridCol w:w="1261"/>
+        <w:gridCol w:w="2382"/>
+        <w:gridCol w:w="1821"/>
+        <w:gridCol w:w="2946"/>
       </w:tblGrid>
       <w:tr>
         <w:trPr>
-          <w:trHeight w:val="375"/>
+          <w:trHeight w:val="373"/>
         </w:trPr>
         <w:tc>
           <w:tcPr>
-            <w:tcW w:w="1129" w:type="dxa"/>
-            <w:vAlign w:val="center"/>
-          </w:tcPr>
-          <w:p>
-            <w:pPr>
-              <w:widowControl/>
-              <w:jc w:val="center"/>
-              <w:rPr>
-                <w:rFonts w:ascii="Microsoft YaHei" w:eastAsia="Microsoft YaHei" w:hAnsi="Microsoft YaHei"/>
-                <w:szCs w:val="21"/>
-              </w:rPr>
-            </w:pPr>
-            <w:r>
-              <w:rPr>
-                <w:rFonts w:ascii="Microsoft YaHei" w:eastAsia="Microsoft YaHei" w:hAnsi="Microsoft YaHei"/>
-                <w:color w:val="3E464C"/>
-                <w:szCs w:val="21"/>
-                <w:shd w:val="clear" w:color="auto" w:fill="FFFFFF"/>
-              </w:rPr>
-              <w:t>备件名</w:t>
-            </w:r>
-            <w:r>
-              <w:rPr>
-                <w:rFonts w:ascii="Microsoft YaHei" w:eastAsia="Microsoft YaHei" w:hAnsi="Microsoft YaHei" w:hint="eastAsia"/>
-                <w:color w:val="3E464C"/>
-                <w:szCs w:val="21"/>
-                <w:shd w:val="clear" w:color="auto" w:fill="FFFFFF"/>
-              </w:rPr>
-              <w:t>称</w:t>
-            </w:r>
-          </w:p>
-        </w:tc>
-        <w:tc>
-          <w:tcPr>
-            <w:tcW w:w="993" w:type="dxa"/>
+            <w:tcW w:w="2646" w:type="dxa"/>
             <w:shd w:val="clear" w:color="auto" w:fill="auto"/>
             <w:vAlign w:val="center"/>
           </w:tcPr>
@@ -497,15 +358,7 @@
                 <w:szCs w:val="21"/>
               </w:rPr>
             </w:pPr>
-            <w:r>
-              <w:rPr>
-                <w:rFonts w:ascii="Microsoft YaHei" w:eastAsia="Microsoft YaHei" w:hAnsi="Microsoft YaHei"/>
-                <w:color w:val="3E464C"/>
-                <w:szCs w:val="21"/>
-                <w:shd w:val="clear" w:color="auto" w:fill="FFFFFF"/>
-              </w:rPr>
-              <w:t>申领单编</w:t>
-            </w:r>
+            <w:proofErr w:type="gramStart"/>
             <w:r>
               <w:rPr>
                 <w:rFonts w:ascii="Microsoft YaHei" w:eastAsia="Microsoft YaHei" w:hAnsi="Microsoft YaHei" w:hint="eastAsia"/>
@@ -513,13 +366,14 @@
                 <w:szCs w:val="21"/>
                 <w:shd w:val="clear" w:color="auto" w:fill="FFFFFF"/>
               </w:rPr>
-              <w:t>号</w:t>
-            </w:r>
+              <w:t>料号</w:t>
+            </w:r>
+            <w:proofErr w:type="gramEnd"/>
           </w:p>
         </w:tc>
         <w:tc>
           <w:tcPr>
-            <w:tcW w:w="992" w:type="dxa"/>
+            <w:tcW w:w="1261" w:type="dxa"/>
             <w:shd w:val="clear" w:color="auto" w:fill="auto"/>
             <w:vAlign w:val="center"/>
           </w:tcPr>
@@ -537,13 +391,13 @@
                 <w:rFonts w:ascii="Microsoft YaHei" w:eastAsia="Microsoft YaHei" w:hAnsi="Microsoft YaHei" w:hint="eastAsia"/>
                 <w:szCs w:val="21"/>
               </w:rPr>
-              <w:t>工单编号</w:t>
+              <w:t>数量</w:t>
             </w:r>
           </w:p>
         </w:tc>
         <w:tc>
           <w:tcPr>
-            <w:tcW w:w="425" w:type="dxa"/>
+            <w:tcW w:w="2382" w:type="dxa"/>
             <w:shd w:val="clear" w:color="auto" w:fill="auto"/>
             <w:vAlign w:val="center"/>
           </w:tcPr>
@@ -561,27 +415,36 @@
                 <w:rFonts w:ascii="Microsoft YaHei" w:eastAsia="Microsoft YaHei" w:hAnsi="Microsoft YaHei" w:hint="eastAsia"/>
                 <w:szCs w:val="21"/>
               </w:rPr>
-              <w:t>出库</w:t>
-            </w:r>
-            <w:r>
-              <w:rPr>
-                <w:rFonts w:ascii="Microsoft YaHei" w:eastAsia="Microsoft YaHei" w:hAnsi="Microsoft YaHei"/>
-                <w:szCs w:val="21"/>
-              </w:rPr>
-              <w:t>数</w:t>
-            </w:r>
-            <w:r>
-              <w:rPr>
-                <w:rFonts w:ascii="Microsoft YaHei" w:eastAsia="Microsoft YaHei" w:hAnsi="Microsoft YaHei" w:hint="eastAsia"/>
-                <w:szCs w:val="21"/>
-              </w:rPr>
-              <w:t>量</w:t>
+              <w:t>库房</w:t>
             </w:r>
           </w:p>
         </w:tc>
         <w:tc>
           <w:tcPr>
-            <w:tcW w:w="709" w:type="dxa"/>
+            <w:tcW w:w="1821" w:type="dxa"/>
+            <w:vAlign w:val="center"/>
+          </w:tcPr>
+          <w:p>
+            <w:pPr>
+              <w:widowControl/>
+              <w:jc w:val="center"/>
+              <w:rPr>
+                <w:rFonts w:ascii="Microsoft YaHei" w:eastAsia="Microsoft YaHei" w:hAnsi="Microsoft YaHei"/>
+                <w:szCs w:val="21"/>
+              </w:rPr>
+            </w:pPr>
+            <w:r>
+              <w:rPr>
+                <w:rFonts w:ascii="Microsoft YaHei" w:eastAsia="Microsoft YaHei" w:hAnsi="Microsoft YaHei" w:hint="eastAsia"/>
+                <w:szCs w:val="21"/>
+              </w:rPr>
+              <w:t>库位</w:t>
+            </w:r>
+          </w:p>
+        </w:tc>
+        <w:tc>
+          <w:tcPr>
+            <w:tcW w:w="2946" w:type="dxa"/>
             <w:shd w:val="clear" w:color="auto" w:fill="auto"/>
             <w:vAlign w:val="center"/>
           </w:tcPr>
@@ -596,218 +459,54 @@
             </w:pPr>
             <w:r>
               <w:rPr>
-                <w:rFonts w:ascii="Microsoft YaHei" w:eastAsia="Microsoft YaHei" w:hAnsi="Microsoft YaHei"/>
-                <w:szCs w:val="21"/>
-              </w:rPr>
-              <w:t>申领单</w:t>
-            </w:r>
-            <w:r>
-              <w:rPr>
                 <w:rFonts w:ascii="Microsoft YaHei" w:eastAsia="Microsoft YaHei" w:hAnsi="Microsoft YaHei" w:hint="eastAsia"/>
                 <w:szCs w:val="21"/>
               </w:rPr>
-              <w:t>价</w:t>
+              <w:t>备注</w:t>
             </w:r>
           </w:p>
         </w:tc>
+      </w:tr>
+      <w:tr>
+        <w:trPr>
+          <w:trHeight w:val="342"/>
+        </w:trPr>
         <w:tc>
           <w:tcPr>
-            <w:tcW w:w="709" w:type="dxa"/>
+            <w:tcW w:w="11056" w:type="dxa"/>
+            <w:gridSpan w:val="5"/>
             <w:shd w:val="clear" w:color="auto" w:fill="auto"/>
             <w:vAlign w:val="center"/>
           </w:tcPr>
           <w:p>
             <w:pPr>
               <w:widowControl/>
-              <w:jc w:val="center"/>
+              <w:jc w:val="left"/>
               <w:rPr>
                 <w:rFonts w:ascii="Microsoft YaHei" w:eastAsia="Microsoft YaHei" w:hAnsi="Microsoft YaHei"/>
-                <w:szCs w:val="21"/>
+                <w:sz w:val="18"/>
+                <w:szCs w:val="18"/>
               </w:rPr>
             </w:pPr>
             <w:r>
               <w:rPr>
-                <w:rFonts w:ascii="Microsoft YaHei" w:eastAsia="Microsoft YaHei" w:hAnsi="Microsoft YaHei"/>
-                <w:szCs w:val="21"/>
-              </w:rPr>
-              <w:t>申领总</w:t>
-            </w:r>
-            <w:r>
-              <w:rPr>
-                <w:rFonts w:ascii="Microsoft YaHei" w:eastAsia="Microsoft YaHei" w:hAnsi="Microsoft YaHei" w:hint="eastAsia"/>
-                <w:szCs w:val="21"/>
-              </w:rPr>
-              <w:t>价</w:t>
-            </w:r>
-          </w:p>
-        </w:tc>
-        <w:tc>
-          <w:tcPr>
-            <w:tcW w:w="850" w:type="dxa"/>
-            <w:shd w:val="clear" w:color="auto" w:fill="auto"/>
-            <w:vAlign w:val="center"/>
-          </w:tcPr>
-          <w:p>
-            <w:pPr>
-              <w:widowControl/>
-              <w:jc w:val="center"/>
-              <w:rPr>
-                <w:rFonts w:ascii="Microsoft YaHei" w:eastAsia="Microsoft YaHei" w:hAnsi="Microsoft YaHei"/>
-                <w:szCs w:val="21"/>
-              </w:rPr>
-            </w:pPr>
-            <w:r>
-              <w:rPr>
-                <w:rFonts w:ascii="Microsoft YaHei" w:eastAsia="Microsoft YaHei" w:hAnsi="Microsoft YaHei"/>
-                <w:szCs w:val="21"/>
-              </w:rPr>
-              <w:t>仓</w:t>
-            </w:r>
-            <w:r>
-              <w:rPr>
-                <w:rFonts w:ascii="Microsoft YaHei" w:eastAsia="Microsoft YaHei" w:hAnsi="Microsoft YaHei" w:hint="eastAsia"/>
-                <w:szCs w:val="21"/>
-              </w:rPr>
-              <w:t>库</w:t>
-            </w:r>
-          </w:p>
-        </w:tc>
-        <w:tc>
-          <w:tcPr>
-            <w:tcW w:w="1559" w:type="dxa"/>
-            <w:shd w:val="clear" w:color="auto" w:fill="auto"/>
-            <w:vAlign w:val="center"/>
-          </w:tcPr>
-          <w:p>
-            <w:pPr>
-              <w:widowControl/>
-              <w:jc w:val="center"/>
-              <w:rPr>
-                <w:rFonts w:ascii="Microsoft YaHei" w:eastAsia="Microsoft YaHei" w:hAnsi="Microsoft YaHei"/>
-                <w:szCs w:val="21"/>
-              </w:rPr>
-            </w:pPr>
-            <w:r>
-              <w:rPr>
-                <w:rFonts w:ascii="Microsoft YaHei" w:eastAsia="Microsoft YaHei" w:hAnsi="Microsoft YaHei"/>
-                <w:szCs w:val="21"/>
-              </w:rPr>
-              <w:t>运输公</w:t>
-            </w:r>
-            <w:r>
-              <w:rPr>
-                <w:rFonts w:ascii="Microsoft YaHei" w:eastAsia="Microsoft YaHei" w:hAnsi="Microsoft YaHei" w:hint="eastAsia"/>
-                <w:szCs w:val="21"/>
-              </w:rPr>
-              <w:t>司</w:t>
-            </w:r>
-          </w:p>
-        </w:tc>
-        <w:tc>
-          <w:tcPr>
-            <w:tcW w:w="851" w:type="dxa"/>
-            <w:vAlign w:val="center"/>
-          </w:tcPr>
-          <w:p>
-            <w:pPr>
-              <w:widowControl/>
-              <w:jc w:val="center"/>
-              <w:rPr>
-                <w:rFonts w:ascii="Microsoft YaHei" w:eastAsia="Microsoft YaHei" w:hAnsi="Microsoft YaHei"/>
-                <w:szCs w:val="21"/>
-              </w:rPr>
-            </w:pPr>
-            <w:proofErr w:type="gramStart"/>
-            <w:r>
-              <w:rPr>
-                <w:rFonts w:ascii="Microsoft YaHei" w:eastAsia="Microsoft YaHei" w:hAnsi="Microsoft YaHei"/>
-                <w:szCs w:val="21"/>
-              </w:rPr>
-              <w:t>运单</w:t>
-            </w:r>
-            <w:r>
-              <w:rPr>
-                <w:rFonts w:ascii="Microsoft YaHei" w:eastAsia="Microsoft YaHei" w:hAnsi="Microsoft YaHei" w:hint="eastAsia"/>
-                <w:szCs w:val="21"/>
-              </w:rPr>
-              <w:t>号</w:t>
-            </w:r>
-            <w:proofErr w:type="gramEnd"/>
-          </w:p>
-        </w:tc>
-        <w:tc>
-          <w:tcPr>
-            <w:tcW w:w="2835" w:type="dxa"/>
-            <w:shd w:val="clear" w:color="auto" w:fill="auto"/>
-            <w:vAlign w:val="center"/>
-          </w:tcPr>
-          <w:p>
-            <w:pPr>
-              <w:widowControl/>
-              <w:jc w:val="center"/>
-              <w:rPr>
-                <w:rFonts w:ascii="Microsoft YaHei" w:eastAsia="Microsoft YaHei" w:hAnsi="Microsoft YaHei"/>
-                <w:szCs w:val="21"/>
-              </w:rPr>
-            </w:pPr>
-            <w:r>
-              <w:rPr>
-                <w:rFonts w:ascii="Microsoft YaHei" w:eastAsia="Microsoft YaHei" w:hAnsi="Microsoft YaHei"/>
-                <w:szCs w:val="21"/>
-              </w:rPr>
-              <w:t>收货信</w:t>
-            </w:r>
-            <w:r>
-              <w:rPr>
-                <w:rFonts w:ascii="Microsoft YaHei" w:eastAsia="Microsoft YaHei" w:hAnsi="Microsoft YaHei" w:hint="eastAsia"/>
-                <w:szCs w:val="21"/>
-              </w:rPr>
-              <w:t>息</w:t>
-            </w:r>
-          </w:p>
-        </w:tc>
-      </w:tr>
-      <w:tr>
-        <w:trPr>
-          <w:trHeight w:val="344"/>
-        </w:trPr>
-        <w:tc>
-          <w:tcPr>
-            <w:tcW w:w="11052" w:type="dxa"/>
-            <w:gridSpan w:val="10"/>
-          </w:tcPr>
-          <w:p>
-            <w:pPr>
-              <w:pStyle w:val="HTML"/>
-              <w:shd w:val="clear" w:color="auto" w:fill="FFFFFF"/>
+                <w:rFonts w:ascii="Microsoft YaHei" w:eastAsia="Microsoft YaHei" w:hAnsi="Microsoft YaHei" w:cs="Simplified Arabic" w:hint="eastAsia"/>
+                <w:szCs w:val="21"/>
+              </w:rPr>
+              <w:t>{{</w:t>
+            </w:r>
+            <w:proofErr w:type="spellStart"/>
+            <w:r>
               <w:rPr>
                 <w:rFonts w:ascii="Microsoft YaHei" w:eastAsia="Microsoft YaHei" w:hAnsi="Microsoft YaHei" w:cs="Simplified Arabic"/>
-                <w:sz w:val="21"/>
-                <w:szCs w:val="21"/>
-              </w:rPr>
-            </w:pPr>
+                <w:szCs w:val="21"/>
+              </w:rPr>
+              <w:t>parts_request_line_item_batch</w:t>
+            </w:r>
+            <w:proofErr w:type="spellEnd"/>
             <w:r>
               <w:rPr>
                 <w:rFonts w:ascii="Microsoft YaHei" w:eastAsia="Microsoft YaHei" w:hAnsi="Microsoft YaHei" w:cs="Simplified Arabic" w:hint="eastAsia"/>
-                <w:sz w:val="21"/>
-                <w:szCs w:val="21"/>
-              </w:rPr>
-              <w:t>{{</w:t>
-            </w:r>
-            <w:proofErr w:type="spellStart"/>
-            <w:r>
-              <w:rPr>
-                <w:rFonts w:ascii="Microsoft YaHei" w:eastAsia="Microsoft YaHei" w:hAnsi="Microsoft YaHei" w:cs="Simplified Arabic"/>
-                <w:sz w:val="21"/>
-                <w:szCs w:val="21"/>
-              </w:rPr>
-              <w:t>parts_request_line_item_batch</w:t>
-            </w:r>
-            <w:proofErr w:type="spellEnd"/>
-            <w:r>
-              <w:rPr>
-                <w:rFonts w:ascii="Microsoft YaHei" w:eastAsia="Microsoft YaHei" w:hAnsi="Microsoft YaHei" w:cs="Simplified Arabic" w:hint="eastAsia"/>
-                <w:sz w:val="21"/>
                 <w:szCs w:val="21"/>
               </w:rPr>
               <w:t>}}</w:t>
@@ -819,7 +518,310 @@
     <w:p>
       <w:pPr>
         <w:rPr>
+          <w:rFonts w:ascii="Microsoft YaHei" w:eastAsia="Microsoft YaHei" w:hAnsi="Microsoft YaHei" w:hint="eastAsia"/>
+          <w:sz w:val="18"/>
+        </w:rPr>
+      </w:pPr>
+    </w:p>
+    <w:p>
+      <w:pPr>
+        <w:rPr>
           <w:rFonts w:ascii="Microsoft YaHei" w:eastAsia="Microsoft YaHei" w:hAnsi="Microsoft YaHei"/>
+          <w:sz w:val="18"/>
+        </w:rPr>
+      </w:pPr>
+    </w:p>
+    <w:p>
+      <w:pPr>
+        <w:ind w:firstLineChars="3000" w:firstLine="7200"/>
+        <w:rPr>
+          <w:sz w:val="24"/>
+          <w:szCs w:val="24"/>
+        </w:rPr>
+      </w:pPr>
+      <w:r>
+        <w:rPr>
+          <w:rFonts w:hint="eastAsia"/>
+          <w:sz w:val="24"/>
+          <w:szCs w:val="24"/>
+        </w:rPr>
+        <w:t>出库人</w:t>
+      </w:r>
+      <w:r>
+        <w:rPr>
+          <w:rFonts w:hint="eastAsia"/>
+          <w:sz w:val="24"/>
+          <w:szCs w:val="24"/>
+        </w:rPr>
+        <w:t>：</w:t>
+      </w:r>
+    </w:p>
+    <w:p>
+      <w:pPr>
+        <w:rPr>
+          <w:sz w:val="24"/>
+          <w:szCs w:val="24"/>
+        </w:rPr>
+      </w:pPr>
+      <w:r>
+        <w:rPr>
+          <w:sz w:val="24"/>
+          <w:szCs w:val="24"/>
+        </w:rPr>
+        <w:tab/>
+      </w:r>
+      <w:r>
+        <w:rPr>
+          <w:sz w:val="24"/>
+          <w:szCs w:val="24"/>
+        </w:rPr>
+        <w:tab/>
+      </w:r>
+      <w:r>
+        <w:rPr>
+          <w:sz w:val="24"/>
+          <w:szCs w:val="24"/>
+        </w:rPr>
+        <w:tab/>
+      </w:r>
+      <w:r>
+        <w:rPr>
+          <w:sz w:val="24"/>
+          <w:szCs w:val="24"/>
+        </w:rPr>
+        <w:tab/>
+      </w:r>
+      <w:r>
+        <w:rPr>
+          <w:sz w:val="24"/>
+          <w:szCs w:val="24"/>
+        </w:rPr>
+        <w:tab/>
+      </w:r>
+      <w:r>
+        <w:rPr>
+          <w:sz w:val="24"/>
+          <w:szCs w:val="24"/>
+        </w:rPr>
+        <w:tab/>
+      </w:r>
+      <w:r>
+        <w:rPr>
+          <w:sz w:val="24"/>
+          <w:szCs w:val="24"/>
+        </w:rPr>
+        <w:tab/>
+      </w:r>
+      <w:r>
+        <w:rPr>
+          <w:sz w:val="24"/>
+          <w:szCs w:val="24"/>
+        </w:rPr>
+        <w:tab/>
+        <w:t xml:space="preserve">       </w:t>
+      </w:r>
+      <w:r>
+        <w:rPr>
+          <w:sz w:val="24"/>
+          <w:szCs w:val="24"/>
+        </w:rPr>
+        <w:t xml:space="preserve">                   </w:t>
+      </w:r>
+      <w:r>
+        <w:rPr>
+          <w:rFonts w:hint="eastAsia"/>
+          <w:sz w:val="24"/>
+          <w:szCs w:val="24"/>
+        </w:rPr>
+        <w:t>出库日期：</w:t>
+      </w:r>
+    </w:p>
+    <w:p>
+      <w:pPr>
+        <w:rPr>
+          <w:sz w:val="24"/>
+          <w:szCs w:val="24"/>
+        </w:rPr>
+      </w:pPr>
+    </w:p>
+    <w:p>
+      <w:pPr>
+        <w:rPr>
+          <w:sz w:val="24"/>
+          <w:szCs w:val="24"/>
+        </w:rPr>
+      </w:pPr>
+      <w:r>
+        <w:rPr>
+          <w:sz w:val="24"/>
+          <w:szCs w:val="24"/>
+        </w:rPr>
+        <w:tab/>
+      </w:r>
+      <w:r>
+        <w:rPr>
+          <w:sz w:val="24"/>
+          <w:szCs w:val="24"/>
+        </w:rPr>
+        <w:tab/>
+      </w:r>
+      <w:r>
+        <w:rPr>
+          <w:sz w:val="24"/>
+          <w:szCs w:val="24"/>
+        </w:rPr>
+        <w:tab/>
+      </w:r>
+      <w:r>
+        <w:rPr>
+          <w:sz w:val="24"/>
+          <w:szCs w:val="24"/>
+        </w:rPr>
+        <w:tab/>
+      </w:r>
+      <w:r>
+        <w:rPr>
+          <w:sz w:val="24"/>
+          <w:szCs w:val="24"/>
+        </w:rPr>
+        <w:tab/>
+      </w:r>
+      <w:r>
+        <w:rPr>
+          <w:sz w:val="24"/>
+          <w:szCs w:val="24"/>
+        </w:rPr>
+        <w:tab/>
+      </w:r>
+      <w:r>
+        <w:rPr>
+          <w:sz w:val="24"/>
+          <w:szCs w:val="24"/>
+        </w:rPr>
+        <w:tab/>
+      </w:r>
+      <w:r>
+        <w:rPr>
+          <w:sz w:val="24"/>
+          <w:szCs w:val="24"/>
+        </w:rPr>
+        <w:tab/>
+        <w:t xml:space="preserve">       </w:t>
+      </w:r>
+      <w:r>
+        <w:rPr>
+          <w:sz w:val="24"/>
+          <w:szCs w:val="24"/>
+        </w:rPr>
+        <w:t xml:space="preserve">                   </w:t>
+      </w:r>
+      <w:r>
+        <w:rPr>
+          <w:rFonts w:hint="eastAsia"/>
+          <w:sz w:val="24"/>
+          <w:szCs w:val="24"/>
+        </w:rPr>
+        <w:t>货代：</w:t>
+      </w:r>
+    </w:p>
+    <w:p>
+      <w:pPr>
+        <w:rPr>
+          <w:sz w:val="24"/>
+          <w:szCs w:val="24"/>
+        </w:rPr>
+      </w:pPr>
+      <w:r>
+        <w:rPr>
+          <w:sz w:val="24"/>
+          <w:szCs w:val="24"/>
+        </w:rPr>
+        <w:tab/>
+      </w:r>
+      <w:r>
+        <w:rPr>
+          <w:sz w:val="24"/>
+          <w:szCs w:val="24"/>
+        </w:rPr>
+        <w:tab/>
+      </w:r>
+      <w:r>
+        <w:rPr>
+          <w:sz w:val="24"/>
+          <w:szCs w:val="24"/>
+        </w:rPr>
+        <w:tab/>
+      </w:r>
+      <w:r>
+        <w:rPr>
+          <w:sz w:val="24"/>
+          <w:szCs w:val="24"/>
+        </w:rPr>
+        <w:tab/>
+      </w:r>
+      <w:r>
+        <w:rPr>
+          <w:sz w:val="24"/>
+          <w:szCs w:val="24"/>
+        </w:rPr>
+        <w:tab/>
+      </w:r>
+      <w:r>
+        <w:rPr>
+          <w:sz w:val="24"/>
+          <w:szCs w:val="24"/>
+        </w:rPr>
+        <w:tab/>
+      </w:r>
+      <w:r>
+        <w:rPr>
+          <w:sz w:val="24"/>
+          <w:szCs w:val="24"/>
+        </w:rPr>
+        <w:tab/>
+      </w:r>
+      <w:r>
+        <w:rPr>
+          <w:sz w:val="24"/>
+          <w:szCs w:val="24"/>
+        </w:rPr>
+        <w:tab/>
+        <w:t xml:space="preserve">      </w:t>
+      </w:r>
+      <w:r>
+        <w:rPr>
+          <w:sz w:val="24"/>
+          <w:szCs w:val="24"/>
+        </w:rPr>
+        <w:t xml:space="preserve">  </w:t>
+      </w:r>
+      <w:r>
+        <w:rPr>
+          <w:sz w:val="24"/>
+          <w:szCs w:val="24"/>
+        </w:rPr>
+        <w:t xml:space="preserve"> </w:t>
+      </w:r>
+      <w:r>
+        <w:rPr>
+          <w:sz w:val="24"/>
+          <w:szCs w:val="24"/>
+        </w:rPr>
+        <w:t xml:space="preserve">                 </w:t>
+      </w:r>
+      <w:r>
+        <w:rPr>
+          <w:rFonts w:hint="eastAsia"/>
+          <w:sz w:val="24"/>
+          <w:szCs w:val="24"/>
+        </w:rPr>
+        <w:t>提货日期：</w:t>
+      </w:r>
+    </w:p>
+    <w:p>
+      <w:pPr>
+        <w:rPr>
+          <w:rFonts w:ascii="Microsoft YaHei" w:eastAsia="Microsoft YaHei" w:hAnsi="Microsoft YaHei" w:hint="eastAsia"/>
           <w:sz w:val="18"/>
         </w:rPr>
       </w:pPr>

--- a/src/src/main/webapp/portal/parts/template/outBoundOrderReportTemplate.docx
+++ b/src/src/main/webapp/portal/parts/template/outBoundOrderReportTemplate.docx
@@ -77,7 +77,6 @@
               </w:rPr>
               <w:t>{{</w:t>
             </w:r>
-            <w:proofErr w:type="spellStart"/>
             <w:r>
               <w:rPr>
                 <w:rFonts w:ascii="Microsoft YaHei" w:eastAsia="Microsoft YaHei" w:hAnsi="Microsoft YaHei"/>
@@ -85,7 +84,6 @@
               </w:rPr>
               <w:t>request_code</w:t>
             </w:r>
-            <w:proofErr w:type="spellEnd"/>
             <w:r>
               <w:rPr>
                 <w:rFonts w:ascii="Microsoft YaHei" w:eastAsia="Microsoft YaHei" w:hAnsi="Microsoft YaHei"/>
@@ -124,7 +122,6 @@
               </w:rPr>
               <w:t>{{</w:t>
             </w:r>
-            <w:proofErr w:type="spellStart"/>
             <w:r>
               <w:rPr>
                 <w:rFonts w:ascii="Microsoft YaHei" w:eastAsia="Microsoft YaHei" w:hAnsi="Microsoft YaHei" w:cs="Simplified Arabic"/>
@@ -132,7 +129,6 @@
               </w:rPr>
               <w:t>created_date</w:t>
             </w:r>
-            <w:proofErr w:type="spellEnd"/>
             <w:r>
               <w:rPr>
                 <w:rFonts w:ascii="Microsoft YaHei" w:eastAsia="Microsoft YaHei" w:hAnsi="Microsoft YaHei" w:cs="Simplified Arabic" w:hint="cs"/>
@@ -176,7 +172,6 @@
               </w:rPr>
               <w:t>{{</w:t>
             </w:r>
-            <w:proofErr w:type="spellStart"/>
             <w:r>
               <w:rPr>
                 <w:rFonts w:ascii="Microsoft YaHei" w:eastAsia="Microsoft YaHei" w:hAnsi="Microsoft YaHei" w:cs="Simplified Arabic"/>
@@ -184,7 +179,6 @@
               </w:rPr>
               <w:t>contact_person</w:t>
             </w:r>
-            <w:proofErr w:type="spellEnd"/>
             <w:r>
               <w:rPr>
                 <w:rFonts w:ascii="Microsoft YaHei" w:eastAsia="Microsoft YaHei" w:hAnsi="Microsoft YaHei" w:cs="Simplified Arabic" w:hint="cs"/>
@@ -223,7 +217,6 @@
               </w:rPr>
               <w:t>{{</w:t>
             </w:r>
-            <w:proofErr w:type="spellStart"/>
             <w:r>
               <w:rPr>
                 <w:rFonts w:ascii="Microsoft YaHei" w:eastAsia="Microsoft YaHei" w:hAnsi="Microsoft YaHei" w:cs="Simplified Arabic"/>
@@ -231,7 +224,6 @@
               </w:rPr>
               <w:t>contact_phone</w:t>
             </w:r>
-            <w:proofErr w:type="spellEnd"/>
             <w:r>
               <w:rPr>
                 <w:rFonts w:ascii="Microsoft YaHei" w:eastAsia="Microsoft YaHei" w:hAnsi="Microsoft YaHei" w:cs="Simplified Arabic" w:hint="cs"/>
@@ -293,6 +285,101 @@
           </w:p>
         </w:tc>
       </w:tr>
+      <w:tr>
+        <w:trPr>
+          <w:trHeight w:val="527"/>
+        </w:trPr>
+        <w:tc>
+          <w:tcPr>
+            <w:tcW w:w="5524" w:type="dxa"/>
+            <w:vAlign w:val="center"/>
+          </w:tcPr>
+          <w:p>
+            <w:pPr>
+              <w:widowControl/>
+              <w:rPr>
+                <w:rFonts w:ascii="Microsoft YaHei" w:eastAsia="Microsoft YaHei" w:hAnsi="Microsoft YaHei"/>
+                <w:color w:val="3E464C"/>
+                <w:szCs w:val="21"/>
+                <w:shd w:val="clear" w:color="auto" w:fill="FFFFFF"/>
+              </w:rPr>
+            </w:pPr>
+            <w:r>
+              <w:rPr>
+                <w:rFonts w:ascii="Microsoft YaHei" w:eastAsia="Microsoft YaHei" w:hAnsi="Microsoft YaHei" w:hint="eastAsia"/>
+                <w:szCs w:val="21"/>
+              </w:rPr>
+              <w:t>出库人：</w:t>
+            </w:r>
+            <w:r>
+              <w:rPr>
+                <w:rFonts w:ascii="Microsoft YaHei" w:eastAsia="Microsoft YaHei" w:hAnsi="Microsoft YaHei" w:cs="Simplified Arabic" w:hint="cs"/>
+                <w:szCs w:val="21"/>
+              </w:rPr>
+              <w:t>{{</w:t>
+            </w:r>
+            <w:r>
+              <w:rPr>
+                <w:rFonts w:ascii="Microsoft YaHei" w:eastAsia="Microsoft YaHei" w:hAnsi="Microsoft YaHei" w:cs="Simplified Arabic"/>
+                <w:szCs w:val="21"/>
+              </w:rPr>
+              <w:t>out_stock_person</w:t>
+            </w:r>
+            <w:r>
+              <w:rPr>
+                <w:rFonts w:ascii="Microsoft YaHei" w:eastAsia="Microsoft YaHei" w:hAnsi="Microsoft YaHei" w:cs="Simplified Arabic" w:hint="cs"/>
+                <w:szCs w:val="21"/>
+              </w:rPr>
+              <w:t>}}</w:t>
+            </w:r>
+          </w:p>
+        </w:tc>
+        <w:tc>
+          <w:tcPr>
+            <w:tcW w:w="5524" w:type="dxa"/>
+            <w:vAlign w:val="center"/>
+          </w:tcPr>
+          <w:p>
+            <w:pPr>
+              <w:widowControl/>
+              <w:rPr>
+                <w:rFonts w:ascii="Microsoft YaHei" w:eastAsia="Microsoft YaHei" w:hAnsi="Microsoft YaHei"/>
+                <w:color w:val="3E464C"/>
+                <w:szCs w:val="21"/>
+                <w:shd w:val="clear" w:color="auto" w:fill="FFFFFF"/>
+              </w:rPr>
+            </w:pPr>
+            <w:r>
+              <w:rPr>
+                <w:rFonts w:ascii="Microsoft YaHei" w:eastAsia="Microsoft YaHei" w:hAnsi="Microsoft YaHei" w:hint="eastAsia"/>
+                <w:szCs w:val="21"/>
+              </w:rPr>
+              <w:t>出库日期：</w:t>
+            </w:r>
+            <w:r>
+              <w:rPr>
+                <w:rFonts w:ascii="Microsoft YaHei" w:eastAsia="Microsoft YaHei" w:hAnsi="Microsoft YaHei" w:cs="Simplified Arabic" w:hint="cs"/>
+                <w:szCs w:val="21"/>
+              </w:rPr>
+              <w:t>{{</w:t>
+            </w:r>
+            <w:r>
+              <w:rPr>
+                <w:rFonts w:ascii="Microsoft YaHei" w:eastAsia="Microsoft YaHei" w:hAnsi="Microsoft YaHei" w:cs="Simplified Arabic"/>
+                <w:szCs w:val="21"/>
+              </w:rPr>
+              <w:t>out_stock_date</w:t>
+            </w:r>
+            <w:r>
+              <w:rPr>
+                <w:rFonts w:ascii="Microsoft YaHei" w:eastAsia="Microsoft YaHei" w:hAnsi="Microsoft YaHei" w:cs="Simplified Arabic" w:hint="cs"/>
+                <w:szCs w:val="21"/>
+              </w:rPr>
+              <w:t>}}</w:t>
+            </w:r>
+          </w:p>
+        </w:tc>
+      </w:tr>
     </w:tbl>
     <w:p>
       <w:pPr>
@@ -310,7 +397,7 @@
         <w:ind w:rightChars="-249" w:right="-523"/>
         <w:jc w:val="center"/>
         <w:rPr>
-          <w:rFonts w:ascii="Microsoft YaHei" w:eastAsia="Microsoft YaHei" w:hAnsi="Microsoft YaHei" w:hint="eastAsia"/>
+          <w:rFonts w:ascii="Microsoft YaHei" w:eastAsia="Microsoft YaHei" w:hAnsi="Microsoft YaHei"/>
           <w:sz w:val="28"/>
           <w:szCs w:val="28"/>
         </w:rPr>
@@ -358,7 +445,6 @@
                 <w:szCs w:val="21"/>
               </w:rPr>
             </w:pPr>
-            <w:proofErr w:type="gramStart"/>
             <w:r>
               <w:rPr>
                 <w:rFonts w:ascii="Microsoft YaHei" w:eastAsia="Microsoft YaHei" w:hAnsi="Microsoft YaHei" w:hint="eastAsia"/>
@@ -366,9 +452,17 @@
                 <w:szCs w:val="21"/>
                 <w:shd w:val="clear" w:color="auto" w:fill="FFFFFF"/>
               </w:rPr>
-              <w:t>料号</w:t>
-            </w:r>
-            <w:proofErr w:type="gramEnd"/>
+              <w:t>备件</w:t>
+            </w:r>
+            <w:r>
+              <w:rPr>
+                <w:rFonts w:ascii="Microsoft YaHei" w:eastAsia="Microsoft YaHei" w:hAnsi="Microsoft YaHei" w:hint="eastAsia"/>
+                <w:color w:val="3E464C"/>
+                <w:szCs w:val="21"/>
+                <w:shd w:val="clear" w:color="auto" w:fill="FFFFFF"/>
+              </w:rPr>
+              <w:t>号</w:t>
+            </w:r>
           </w:p>
         </w:tc>
         <w:tc>
@@ -495,7 +589,6 @@
               </w:rPr>
               <w:t>{{</w:t>
             </w:r>
-            <w:proofErr w:type="spellStart"/>
             <w:r>
               <w:rPr>
                 <w:rFonts w:ascii="Microsoft YaHei" w:eastAsia="Microsoft YaHei" w:hAnsi="Microsoft YaHei" w:cs="Simplified Arabic"/>
@@ -503,7 +596,6 @@
               </w:rPr>
               <w:t>parts_request_line_item_batch</w:t>
             </w:r>
-            <w:proofErr w:type="spellEnd"/>
             <w:r>
               <w:rPr>
                 <w:rFonts w:ascii="Microsoft YaHei" w:eastAsia="Microsoft YaHei" w:hAnsi="Microsoft YaHei" w:cs="Simplified Arabic" w:hint="eastAsia"/>
@@ -518,7 +610,7 @@
     <w:p>
       <w:pPr>
         <w:rPr>
-          <w:rFonts w:ascii="Microsoft YaHei" w:eastAsia="Microsoft YaHei" w:hAnsi="Microsoft YaHei" w:hint="eastAsia"/>
+          <w:rFonts w:ascii="Microsoft YaHei" w:eastAsia="Microsoft YaHei" w:hAnsi="Microsoft YaHei"/>
           <w:sz w:val="18"/>
         </w:rPr>
       </w:pPr>
@@ -539,22 +631,6 @@
           <w:szCs w:val="24"/>
         </w:rPr>
       </w:pPr>
-      <w:r>
-        <w:rPr>
-          <w:rFonts w:hint="eastAsia"/>
-          <w:sz w:val="24"/>
-          <w:szCs w:val="24"/>
-        </w:rPr>
-        <w:t>出库人</w:t>
-      </w:r>
-      <w:r>
-        <w:rPr>
-          <w:rFonts w:hint="eastAsia"/>
-          <w:sz w:val="24"/>
-          <w:szCs w:val="24"/>
-        </w:rPr>
-        <w:t>：</w:t>
-      </w:r>
     </w:p>
     <w:p>
       <w:pPr>
@@ -618,22 +694,7 @@
           <w:szCs w:val="24"/>
         </w:rPr>
         <w:tab/>
-        <w:t xml:space="preserve">       </w:t>
-      </w:r>
-      <w:r>
-        <w:rPr>
-          <w:sz w:val="24"/>
-          <w:szCs w:val="24"/>
-        </w:rPr>
-        <w:t xml:space="preserve">                   </w:t>
-      </w:r>
-      <w:r>
-        <w:rPr>
-          <w:rFonts w:hint="eastAsia"/>
-          <w:sz w:val="24"/>
-          <w:szCs w:val="24"/>
-        </w:rPr>
-        <w:t>出库日期：</w:t>
+        <w:t xml:space="preserve">                          </w:t>
       </w:r>
     </w:p>
     <w:p>
@@ -706,14 +767,7 @@
           <w:szCs w:val="24"/>
         </w:rPr>
         <w:tab/>
-        <w:t xml:space="preserve">       </w:t>
-      </w:r>
-      <w:r>
-        <w:rPr>
-          <w:sz w:val="24"/>
-          <w:szCs w:val="24"/>
-        </w:rPr>
-        <w:t xml:space="preserve">                   </w:t>
+        <w:t xml:space="preserve">                          </w:t>
       </w:r>
       <w:r>
         <w:rPr>
@@ -786,28 +840,7 @@
           <w:szCs w:val="24"/>
         </w:rPr>
         <w:tab/>
-        <w:t xml:space="preserve">      </w:t>
-      </w:r>
-      <w:r>
-        <w:rPr>
-          <w:sz w:val="24"/>
-          <w:szCs w:val="24"/>
-        </w:rPr>
-        <w:t xml:space="preserve">  </w:t>
-      </w:r>
-      <w:r>
-        <w:rPr>
-          <w:sz w:val="24"/>
-          <w:szCs w:val="24"/>
-        </w:rPr>
-        <w:t xml:space="preserve"> </w:t>
-      </w:r>
-      <w:r>
-        <w:rPr>
-          <w:sz w:val="24"/>
-          <w:szCs w:val="24"/>
-        </w:rPr>
-        <w:t xml:space="preserve">                 </w:t>
+        <w:t xml:space="preserve">                          </w:t>
       </w:r>
       <w:r>
         <w:rPr>
@@ -821,7 +854,7 @@
     <w:p>
       <w:pPr>
         <w:rPr>
-          <w:rFonts w:ascii="Microsoft YaHei" w:eastAsia="Microsoft YaHei" w:hAnsi="Microsoft YaHei" w:hint="eastAsia"/>
+          <w:rFonts w:ascii="Microsoft YaHei" w:eastAsia="Microsoft YaHei" w:hAnsi="Microsoft YaHei"/>
           <w:sz w:val="18"/>
         </w:rPr>
       </w:pPr>

--- a/src/src/main/webapp/portal/parts/template/outBoundOrderReportTemplate.docx
+++ b/src/src/main/webapp/portal/parts/template/outBoundOrderReportTemplate.docx
@@ -77,6 +77,7 @@
               </w:rPr>
               <w:t>{{</w:t>
             </w:r>
+            <w:proofErr w:type="spellStart"/>
             <w:r>
               <w:rPr>
                 <w:rFonts w:ascii="Microsoft YaHei" w:eastAsia="Microsoft YaHei" w:hAnsi="Microsoft YaHei"/>
@@ -84,6 +85,7 @@
               </w:rPr>
               <w:t>request_code</w:t>
             </w:r>
+            <w:proofErr w:type="spellEnd"/>
             <w:r>
               <w:rPr>
                 <w:rFonts w:ascii="Microsoft YaHei" w:eastAsia="Microsoft YaHei" w:hAnsi="Microsoft YaHei"/>
@@ -122,6 +124,7 @@
               </w:rPr>
               <w:t>{{</w:t>
             </w:r>
+            <w:proofErr w:type="spellStart"/>
             <w:r>
               <w:rPr>
                 <w:rFonts w:ascii="Microsoft YaHei" w:eastAsia="Microsoft YaHei" w:hAnsi="Microsoft YaHei" w:cs="Simplified Arabic"/>
@@ -129,6 +132,7 @@
               </w:rPr>
               <w:t>created_date</w:t>
             </w:r>
+            <w:proofErr w:type="spellEnd"/>
             <w:r>
               <w:rPr>
                 <w:rFonts w:ascii="Microsoft YaHei" w:eastAsia="Microsoft YaHei" w:hAnsi="Microsoft YaHei" w:cs="Simplified Arabic" w:hint="cs"/>
@@ -172,6 +176,7 @@
               </w:rPr>
               <w:t>{{</w:t>
             </w:r>
+            <w:proofErr w:type="spellStart"/>
             <w:r>
               <w:rPr>
                 <w:rFonts w:ascii="Microsoft YaHei" w:eastAsia="Microsoft YaHei" w:hAnsi="Microsoft YaHei" w:cs="Simplified Arabic"/>
@@ -179,6 +184,7 @@
               </w:rPr>
               <w:t>contact_person</w:t>
             </w:r>
+            <w:proofErr w:type="spellEnd"/>
             <w:r>
               <w:rPr>
                 <w:rFonts w:ascii="Microsoft YaHei" w:eastAsia="Microsoft YaHei" w:hAnsi="Microsoft YaHei" w:cs="Simplified Arabic" w:hint="cs"/>
@@ -217,6 +223,7 @@
               </w:rPr>
               <w:t>{{</w:t>
             </w:r>
+            <w:proofErr w:type="spellStart"/>
             <w:r>
               <w:rPr>
                 <w:rFonts w:ascii="Microsoft YaHei" w:eastAsia="Microsoft YaHei" w:hAnsi="Microsoft YaHei" w:cs="Simplified Arabic"/>
@@ -224,6 +231,7 @@
               </w:rPr>
               <w:t>contact_phone</w:t>
             </w:r>
+            <w:proofErr w:type="spellEnd"/>
             <w:r>
               <w:rPr>
                 <w:rFonts w:ascii="Microsoft YaHei" w:eastAsia="Microsoft YaHei" w:hAnsi="Microsoft YaHei" w:cs="Simplified Arabic" w:hint="cs"/>
@@ -318,6 +326,7 @@
               </w:rPr>
               <w:t>{{</w:t>
             </w:r>
+            <w:proofErr w:type="spellStart"/>
             <w:r>
               <w:rPr>
                 <w:rFonts w:ascii="Microsoft YaHei" w:eastAsia="Microsoft YaHei" w:hAnsi="Microsoft YaHei" w:cs="Simplified Arabic"/>
@@ -325,6 +334,7 @@
               </w:rPr>
               <w:t>out_stock_person</w:t>
             </w:r>
+            <w:proofErr w:type="spellEnd"/>
             <w:r>
               <w:rPr>
                 <w:rFonts w:ascii="Microsoft YaHei" w:eastAsia="Microsoft YaHei" w:hAnsi="Microsoft YaHei" w:cs="Simplified Arabic" w:hint="cs"/>
@@ -363,6 +373,7 @@
               </w:rPr>
               <w:t>{{</w:t>
             </w:r>
+            <w:proofErr w:type="spellStart"/>
             <w:r>
               <w:rPr>
                 <w:rFonts w:ascii="Microsoft YaHei" w:eastAsia="Microsoft YaHei" w:hAnsi="Microsoft YaHei" w:cs="Simplified Arabic"/>
@@ -370,6 +381,7 @@
               </w:rPr>
               <w:t>out_stock_date</w:t>
             </w:r>
+            <w:proofErr w:type="spellEnd"/>
             <w:r>
               <w:rPr>
                 <w:rFonts w:ascii="Microsoft YaHei" w:eastAsia="Microsoft YaHei" w:hAnsi="Microsoft YaHei" w:cs="Simplified Arabic" w:hint="cs"/>
@@ -589,6 +601,7 @@
               </w:rPr>
               <w:t>{{</w:t>
             </w:r>
+            <w:proofErr w:type="spellStart"/>
             <w:r>
               <w:rPr>
                 <w:rFonts w:ascii="Microsoft YaHei" w:eastAsia="Microsoft YaHei" w:hAnsi="Microsoft YaHei" w:cs="Simplified Arabic"/>
@@ -596,6 +609,7 @@
               </w:rPr>
               <w:t>parts_request_line_item_batch</w:t>
             </w:r>
+            <w:proofErr w:type="spellEnd"/>
             <w:r>
               <w:rPr>
                 <w:rFonts w:ascii="Microsoft YaHei" w:eastAsia="Microsoft YaHei" w:hAnsi="Microsoft YaHei" w:cs="Simplified Arabic" w:hint="eastAsia"/>
